--- a/Capstone Project_Final Report_Robin Wang.docx
+++ b/Capstone Project_Final Report_Robin Wang.docx
@@ -6,6 +6,8 @@
       <w:pPr>
         <w:rPr>
           <w:rFonts w:ascii="Roboto" w:hAnsi="Roboto"/>
+          <w:sz w:val="20"/>
+          <w:szCs w:val="20"/>
         </w:rPr>
       </w:pPr>
     </w:p>
@@ -13,26 +15,40 @@
       <w:pPr>
         <w:pStyle w:val="BHH2"/>
         <w:jc w:val="center"/>
-      </w:pPr>
-      <w:r>
-        <w:t>A Comparative Study of Classification and Regression Models for Intelligent Beam Selection in 5G Systems</w:t>
-      </w:r>
-    </w:p>
-    <w:p>
-      <w:pPr>
-        <w:pStyle w:val="Heading1"/>
-        <w:rPr>
-          <w:rFonts w:ascii="Roboto" w:hAnsi="Roboto"/>
+        <w:rPr>
           <w:sz w:val="36"/>
           <w:szCs w:val="36"/>
         </w:rPr>
       </w:pPr>
       <w:r>
         <w:rPr>
-          <w:rFonts w:ascii="Roboto" w:hAnsi="Roboto"/>
           <w:sz w:val="36"/>
           <w:szCs w:val="36"/>
         </w:rPr>
+        <w:t>A Comparative Study of Classification and Regression Models for Intelligent Beam Selection in 5G Systems</w:t>
+      </w:r>
+    </w:p>
+    <w:p>
+      <w:pPr>
+        <w:pStyle w:val="Heading1"/>
+        <w:numPr>
+          <w:ilvl w:val="0"/>
+          <w:numId w:val="25"/>
+        </w:numPr>
+        <w:rPr>
+          <w:b/>
+          <w:bCs/>
+          <w:sz w:val="36"/>
+          <w:szCs w:val="36"/>
+        </w:rPr>
+      </w:pPr>
+      <w:r>
+        <w:rPr>
+          <w:b/>
+          <w:bCs/>
+          <w:sz w:val="36"/>
+          <w:szCs w:val="36"/>
+        </w:rPr>
         <w:t>Problem Statement</w:t>
       </w:r>
     </w:p>
@@ -41,16 +57,12 @@
         <w:spacing w:before="240"/>
         <w:rPr>
           <w:rFonts w:ascii="Roboto" w:hAnsi="Roboto"/>
-          <w:sz w:val="24"/>
-          <w:szCs w:val="24"/>
-          <w:lang w:eastAsia="zh-CN"/>
-        </w:rPr>
-      </w:pPr>
-      <w:r>
-        <w:rPr>
-          <w:rFonts w:ascii="Roboto" w:hAnsi="Roboto"/>
-          <w:sz w:val="24"/>
-          <w:szCs w:val="24"/>
+          <w:lang w:eastAsia="zh-CN"/>
+        </w:rPr>
+      </w:pPr>
+      <w:r>
+        <w:rPr>
+          <w:rFonts w:ascii="Roboto" w:hAnsi="Roboto"/>
           <w:lang w:eastAsia="zh-CN"/>
         </w:rPr>
         <w:t>Modern 5G systems rely on directional beamforming to maintain high data rates, especially in millimeter-wave (mmwave) frequencies. However, selecting the optimal beam typically requires exhaustive beam sweeping, which introduces latency, signal overhead, and reduced spectral efficiency.</w:t>
@@ -64,8 +76,8 @@
           <w:b/>
           <w:bCs/>
           <w:color w:val="000000" w:themeColor="text1"/>
-          <w:sz w:val="28"/>
-          <w:szCs w:val="28"/>
+          <w:sz w:val="24"/>
+          <w:szCs w:val="24"/>
           <w:lang w:eastAsia="zh-CN"/>
         </w:rPr>
       </w:pPr>
@@ -75,8 +87,8 @@
           <w:b/>
           <w:bCs/>
           <w:color w:val="000000" w:themeColor="text1"/>
-          <w:sz w:val="28"/>
-          <w:szCs w:val="28"/>
+          <w:sz w:val="24"/>
+          <w:szCs w:val="24"/>
           <w:lang w:eastAsia="zh-CN"/>
         </w:rPr>
         <w:t>Goals</w:t>
@@ -92,8 +104,6 @@
         <w:rPr>
           <w:rFonts w:ascii="Roboto" w:hAnsi="Roboto"/>
           <w:color w:val="000000" w:themeColor="text1"/>
-          <w:sz w:val="24"/>
-          <w:szCs w:val="24"/>
           <w:lang w:eastAsia="zh-CN"/>
         </w:rPr>
       </w:pPr>
@@ -101,8 +111,6 @@
         <w:rPr>
           <w:rFonts w:ascii="Roboto" w:hAnsi="Roboto"/>
           <w:color w:val="000000" w:themeColor="text1"/>
-          <w:sz w:val="24"/>
-          <w:szCs w:val="24"/>
           <w:lang w:eastAsia="zh-CN"/>
         </w:rPr>
         <w:t>D</w:t>
@@ -111,8 +119,6 @@
         <w:rPr>
           <w:rFonts w:ascii="Roboto" w:hAnsi="Roboto"/>
           <w:color w:val="000000" w:themeColor="text1"/>
-          <w:sz w:val="24"/>
-          <w:szCs w:val="24"/>
           <w:lang w:eastAsia="zh-CN"/>
         </w:rPr>
         <w:t xml:space="preserve">evelop and compare supervised machine learning models that can predict the optimal beam index and corresponding beam quality based on Channel State Information (CSI) and user-related features. </w:t>
@@ -128,43 +134,39 @@
         <w:rPr>
           <w:rFonts w:ascii="Roboto" w:hAnsi="Roboto"/>
           <w:color w:val="000000" w:themeColor="text1"/>
-          <w:sz w:val="24"/>
-          <w:szCs w:val="24"/>
-          <w:lang w:eastAsia="zh-CN"/>
-        </w:rPr>
-      </w:pPr>
-      <w:r>
-        <w:rPr>
-          <w:rFonts w:ascii="Roboto" w:hAnsi="Roboto"/>
+          <w:lang w:eastAsia="zh-CN"/>
+        </w:rPr>
+      </w:pPr>
+      <w:r>
+        <w:rPr>
+          <w:rFonts w:ascii="Roboto" w:hAnsi="Roboto"/>
+          <w:color w:val="000000" w:themeColor="text1"/>
+          <w:lang w:eastAsia="zh-CN"/>
+        </w:rPr>
+        <w:t>By replacing exhaustive beam search with predictive modeling, the system can reproduce latency and improve wireless efficiency.</w:t>
+      </w:r>
+    </w:p>
+    <w:p>
+      <w:pPr>
+        <w:pStyle w:val="Heading2"/>
+        <w:rPr>
+          <w:rFonts w:ascii="Roboto" w:hAnsi="Roboto"/>
+          <w:b/>
+          <w:bCs/>
           <w:color w:val="000000" w:themeColor="text1"/>
           <w:sz w:val="24"/>
           <w:szCs w:val="24"/>
           <w:lang w:eastAsia="zh-CN"/>
         </w:rPr>
-        <w:t>By replacing exhaustive beam search with predictive modeling, the system can reproduce latency and improve wireless efficiency.</w:t>
-      </w:r>
-    </w:p>
-    <w:p>
-      <w:pPr>
-        <w:pStyle w:val="Heading2"/>
+      </w:pPr>
+      <w:r>
         <w:rPr>
           <w:rFonts w:ascii="Roboto" w:hAnsi="Roboto"/>
           <w:b/>
           <w:bCs/>
           <w:color w:val="000000" w:themeColor="text1"/>
-          <w:sz w:val="28"/>
-          <w:szCs w:val="28"/>
-          <w:lang w:eastAsia="zh-CN"/>
-        </w:rPr>
-      </w:pPr>
-      <w:r>
-        <w:rPr>
-          <w:rFonts w:ascii="Roboto" w:hAnsi="Roboto"/>
-          <w:b/>
-          <w:bCs/>
-          <w:color w:val="000000" w:themeColor="text1"/>
-          <w:sz w:val="28"/>
-          <w:szCs w:val="28"/>
+          <w:sz w:val="24"/>
+          <w:szCs w:val="24"/>
           <w:lang w:eastAsia="zh-CN"/>
         </w:rPr>
         <w:t>Challenges</w:t>
@@ -180,8 +182,6 @@
         <w:rPr>
           <w:rFonts w:ascii="Roboto" w:hAnsi="Roboto"/>
           <w:color w:val="000000" w:themeColor="text1"/>
-          <w:sz w:val="24"/>
-          <w:szCs w:val="24"/>
           <w:lang w:eastAsia="zh-CN"/>
         </w:rPr>
       </w:pPr>
@@ -189,8 +189,6 @@
         <w:rPr>
           <w:rFonts w:ascii="Roboto" w:hAnsi="Roboto"/>
           <w:color w:val="000000" w:themeColor="text1"/>
-          <w:sz w:val="24"/>
-          <w:szCs w:val="24"/>
           <w:lang w:eastAsia="zh-CN"/>
         </w:rPr>
         <w:t>High-dimensional CSI data with nonlinear relationships between CSI and optimal beam</w:t>
@@ -206,42 +204,38 @@
         <w:rPr>
           <w:rFonts w:ascii="Roboto" w:hAnsi="Roboto"/>
           <w:color w:val="000000" w:themeColor="text1"/>
-          <w:sz w:val="24"/>
-          <w:szCs w:val="24"/>
-          <w:lang w:eastAsia="zh-CN"/>
-        </w:rPr>
-      </w:pPr>
-      <w:r>
-        <w:rPr>
-          <w:rFonts w:ascii="Roboto" w:hAnsi="Roboto"/>
+          <w:lang w:eastAsia="zh-CN"/>
+        </w:rPr>
+      </w:pPr>
+      <w:r>
+        <w:rPr>
+          <w:rFonts w:ascii="Roboto" w:hAnsi="Roboto"/>
+          <w:color w:val="000000" w:themeColor="text1"/>
+          <w:lang w:eastAsia="zh-CN"/>
+        </w:rPr>
+        <w:t>Multi-class beam index prediction, and performance comparison across different AIML models</w:t>
+      </w:r>
+    </w:p>
+    <w:p>
+      <w:pPr>
+        <w:pStyle w:val="Heading2"/>
+        <w:rPr>
+          <w:rFonts w:ascii="Roboto" w:hAnsi="Roboto"/>
+          <w:b/>
+          <w:bCs/>
           <w:color w:val="000000" w:themeColor="text1"/>
           <w:sz w:val="24"/>
           <w:szCs w:val="24"/>
-          <w:lang w:eastAsia="zh-CN"/>
-        </w:rPr>
-        <w:t>Multi-class beam index prediction, and performance comparison across different AIML models</w:t>
-      </w:r>
-    </w:p>
-    <w:p>
-      <w:pPr>
-        <w:pStyle w:val="Heading2"/>
+        </w:rPr>
+      </w:pPr>
+      <w:r>
         <w:rPr>
           <w:rFonts w:ascii="Roboto" w:hAnsi="Roboto"/>
           <w:b/>
           <w:bCs/>
           <w:color w:val="000000" w:themeColor="text1"/>
-          <w:sz w:val="28"/>
-          <w:szCs w:val="28"/>
-        </w:rPr>
-      </w:pPr>
-      <w:r>
-        <w:rPr>
-          <w:rFonts w:ascii="Roboto" w:hAnsi="Roboto"/>
-          <w:b/>
-          <w:bCs/>
-          <w:color w:val="000000" w:themeColor="text1"/>
-          <w:sz w:val="28"/>
-          <w:szCs w:val="28"/>
+          <w:sz w:val="24"/>
+          <w:szCs w:val="24"/>
         </w:rPr>
         <w:t>Potential Benefits</w:t>
       </w:r>
@@ -259,8 +253,6 @@
         <w:rPr>
           <w:rFonts w:ascii="Roboto" w:hAnsi="Roboto" w:cs="Helvetica"/>
           <w:color w:val="000000" w:themeColor="text1"/>
-          <w:sz w:val="24"/>
-          <w:szCs w:val="24"/>
           <w:lang w:eastAsia="zh-CN"/>
         </w:rPr>
       </w:pPr>
@@ -268,8 +260,6 @@
         <w:rPr>
           <w:rFonts w:ascii="Roboto" w:hAnsi="Roboto" w:cs="Helvetica"/>
           <w:color w:val="000000" w:themeColor="text1"/>
-          <w:sz w:val="24"/>
-          <w:szCs w:val="24"/>
           <w:lang w:eastAsia="zh-CN"/>
         </w:rPr>
         <w:t>Reduce the beam training overhead and lower latency in dynamic environments</w:t>
@@ -288,85 +278,97 @@
         <w:rPr>
           <w:rFonts w:ascii="Roboto" w:hAnsi="Roboto" w:cs="Helvetica"/>
           <w:color w:val="000000" w:themeColor="text1"/>
-          <w:sz w:val="24"/>
-          <w:szCs w:val="24"/>
           <w:lang w:eastAsia="zh-CN"/>
         </w:rPr>
       </w:pPr>
       <w:r>
         <w:rPr>
           <w:rFonts w:ascii="Roboto" w:hAnsi="Roboto" w:cs="Helvetica"/>
+          <w:color w:val="000000" w:themeColor="text1"/>
+          <w:lang w:eastAsia="zh-CN"/>
+        </w:rPr>
+        <w:t>Improve spectral efficiency and drive scalable AI-driven wireless system</w:t>
+      </w:r>
+    </w:p>
+    <w:p>
+      <w:pPr>
+        <w:pStyle w:val="Heading1"/>
+        <w:pageBreakBefore/>
+        <w:numPr>
+          <w:ilvl w:val="0"/>
+          <w:numId w:val="25"/>
+        </w:numPr>
+        <w:rPr>
+          <w:b/>
+          <w:bCs/>
+          <w:sz w:val="36"/>
+          <w:szCs w:val="36"/>
+        </w:rPr>
+      </w:pPr>
+      <w:r>
+        <w:rPr>
+          <w:b/>
+          <w:bCs/>
+          <w:sz w:val="36"/>
+          <w:szCs w:val="36"/>
+        </w:rPr>
+        <w:lastRenderedPageBreak/>
+        <w:t>Model Outcomes or Predictions</w:t>
+      </w:r>
+    </w:p>
+    <w:p>
+      <w:pPr>
+        <w:spacing w:before="240"/>
+        <w:rPr>
+          <w:rFonts w:ascii="Roboto" w:hAnsi="Roboto"/>
+          <w:lang w:eastAsia="zh-CN"/>
+        </w:rPr>
+      </w:pPr>
+      <w:r>
+        <w:rPr>
+          <w:rFonts w:ascii="Roboto" w:hAnsi="Roboto"/>
+          <w:lang w:eastAsia="zh-CN"/>
+        </w:rPr>
+        <w:t>This project includes two supervised learning tasks</w:t>
+      </w:r>
+    </w:p>
+    <w:p>
+      <w:pPr>
+        <w:pStyle w:val="Heading2"/>
+        <w:spacing w:before="120" w:after="120"/>
+        <w:rPr>
+          <w:rFonts w:ascii="Roboto" w:hAnsi="Roboto"/>
+          <w:b/>
+          <w:bCs/>
           <w:color w:val="000000" w:themeColor="text1"/>
           <w:sz w:val="24"/>
           <w:szCs w:val="24"/>
           <w:lang w:eastAsia="zh-CN"/>
         </w:rPr>
-        <w:t>Improve spectral efficiency and drive scalable AI-driven wireless system</w:t>
-      </w:r>
-    </w:p>
-    <w:p>
-      <w:pPr>
-        <w:pStyle w:val="Heading1"/>
-        <w:rPr>
-          <w:rFonts w:ascii="Roboto" w:hAnsi="Roboto"/>
-          <w:sz w:val="36"/>
-          <w:szCs w:val="36"/>
-        </w:rPr>
-      </w:pPr>
-      <w:r>
-        <w:rPr>
-          <w:rFonts w:ascii="Roboto" w:hAnsi="Roboto"/>
-          <w:sz w:val="36"/>
-          <w:szCs w:val="36"/>
-        </w:rPr>
-        <w:t>Model Outcomes or Predictions</w:t>
-      </w:r>
-    </w:p>
-    <w:p>
-      <w:pPr>
-        <w:spacing w:before="240"/>
-        <w:rPr>
-          <w:rFonts w:ascii="Roboto" w:hAnsi="Roboto"/>
-          <w:sz w:val="24"/>
-          <w:szCs w:val="24"/>
-          <w:lang w:eastAsia="zh-CN"/>
-        </w:rPr>
-      </w:pPr>
-      <w:r>
-        <w:rPr>
-          <w:rFonts w:ascii="Roboto" w:hAnsi="Roboto"/>
-          <w:sz w:val="24"/>
-          <w:szCs w:val="24"/>
-          <w:lang w:eastAsia="zh-CN"/>
-        </w:rPr>
-        <w:t>This project includes two supervised learning tasks</w:t>
-      </w:r>
-    </w:p>
-    <w:p>
-      <w:pPr>
-        <w:pStyle w:val="Heading2"/>
-        <w:spacing w:before="120" w:after="120"/>
+      </w:pPr>
+      <w:r>
         <w:rPr>
           <w:rFonts w:ascii="Roboto" w:hAnsi="Roboto"/>
           <w:b/>
           <w:bCs/>
           <w:color w:val="000000" w:themeColor="text1"/>
-          <w:sz w:val="28"/>
-          <w:szCs w:val="28"/>
-          <w:lang w:eastAsia="zh-CN"/>
-        </w:rPr>
-      </w:pPr>
+          <w:sz w:val="24"/>
+          <w:szCs w:val="24"/>
+          <w:lang w:eastAsia="zh-CN"/>
+        </w:rPr>
+        <w:t xml:space="preserve">Task 1 </w:t>
+      </w:r>
       <w:r>
         <w:rPr>
           <w:rFonts w:ascii="Roboto" w:hAnsi="Roboto"/>
           <w:b/>
           <w:bCs/>
           <w:color w:val="000000" w:themeColor="text1"/>
-          <w:sz w:val="28"/>
-          <w:szCs w:val="28"/>
-          <w:lang w:eastAsia="zh-CN"/>
-        </w:rPr>
-        <w:t xml:space="preserve">Task 1 </w:t>
+          <w:sz w:val="24"/>
+          <w:szCs w:val="24"/>
+          <w:lang w:eastAsia="zh-CN"/>
+        </w:rPr>
+        <w:t>–</w:t>
       </w:r>
       <w:r>
         <w:rPr>
@@ -374,52 +376,36 @@
           <w:b/>
           <w:bCs/>
           <w:color w:val="000000" w:themeColor="text1"/>
+          <w:sz w:val="24"/>
+          <w:szCs w:val="24"/>
+          <w:lang w:eastAsia="zh-CN"/>
+        </w:rPr>
+        <w:t xml:space="preserve"> Classification</w:t>
+      </w:r>
+    </w:p>
+    <w:p>
+      <w:pPr>
+        <w:rPr>
+          <w:rFonts w:ascii="Roboto" w:hAnsi="Roboto"/>
+          <w:lang w:eastAsia="zh-CN"/>
+        </w:rPr>
+      </w:pPr>
+      <w:r>
+        <w:rPr>
+          <w:rFonts w:ascii="Roboto" w:hAnsi="Roboto"/>
+          <w:lang w:eastAsia="zh-CN"/>
+        </w:rPr>
+        <w:t>Predict the optimal beam index from a predefined beam codebook with Supervised Learning and Multi-class classification. The model output is an integer beam index.</w:t>
+      </w:r>
+    </w:p>
+    <w:p>
+      <w:pPr>
+        <w:rPr>
+          <w:rFonts w:ascii="Roboto" w:hAnsi="Roboto"/>
+          <w:b/>
+          <w:bCs/>
           <w:sz w:val="28"/>
           <w:szCs w:val="28"/>
-          <w:lang w:eastAsia="zh-CN"/>
-        </w:rPr>
-        <w:t>–</w:t>
-      </w:r>
-      <w:r>
-        <w:rPr>
-          <w:rFonts w:ascii="Roboto" w:hAnsi="Roboto"/>
-          <w:b/>
-          <w:bCs/>
-          <w:color w:val="000000" w:themeColor="text1"/>
-          <w:sz w:val="28"/>
-          <w:szCs w:val="28"/>
-          <w:lang w:eastAsia="zh-CN"/>
-        </w:rPr>
-        <w:t xml:space="preserve"> Classification</w:t>
-      </w:r>
-    </w:p>
-    <w:p>
-      <w:pPr>
-        <w:rPr>
-          <w:rFonts w:ascii="Roboto" w:hAnsi="Roboto"/>
-          <w:sz w:val="24"/>
-          <w:szCs w:val="24"/>
-          <w:lang w:eastAsia="zh-CN"/>
-        </w:rPr>
-      </w:pPr>
-      <w:r>
-        <w:rPr>
-          <w:rFonts w:ascii="Roboto" w:hAnsi="Roboto"/>
-          <w:sz w:val="24"/>
-          <w:szCs w:val="24"/>
-          <w:lang w:eastAsia="zh-CN"/>
-        </w:rPr>
-        <w:t>Predict the optimal beam index from a predefined beam codebook with Supervised Learning and Multi-class classification. The model output is an integer beam index.</w:t>
-      </w:r>
-    </w:p>
-    <w:p>
-      <w:pPr>
-        <w:rPr>
-          <w:rFonts w:ascii="Roboto" w:hAnsi="Roboto"/>
-          <w:b/>
-          <w:bCs/>
-          <w:sz w:val="32"/>
-          <w:szCs w:val="32"/>
           <w:lang w:eastAsia="zh-CN"/>
         </w:rPr>
       </w:pPr>
@@ -433,8 +419,8 @@
                   <w:b/>
                   <w:bCs/>
                   <w:i/>
-                  <w:sz w:val="32"/>
-                  <w:szCs w:val="32"/>
+                  <w:sz w:val="28"/>
+                  <w:szCs w:val="28"/>
                   <w:lang w:eastAsia="zh-CN"/>
                 </w:rPr>
               </m:ctrlPr>
@@ -446,8 +432,8 @@
                 </m:rPr>
                 <w:rPr>
                   <w:rFonts w:ascii="Cambria Math" w:hAnsi="Cambria Math"/>
-                  <w:sz w:val="32"/>
-                  <w:szCs w:val="32"/>
+                  <w:sz w:val="28"/>
+                  <w:szCs w:val="28"/>
                   <w:lang w:eastAsia="zh-CN"/>
                 </w:rPr>
                 <m:t>y</m:t>
@@ -460,8 +446,8 @@
                 </m:rPr>
                 <w:rPr>
                   <w:rFonts w:ascii="Cambria Math" w:hAnsi="Cambria Math"/>
-                  <w:sz w:val="32"/>
-                  <w:szCs w:val="32"/>
+                  <w:sz w:val="28"/>
+                  <w:szCs w:val="28"/>
                   <w:lang w:eastAsia="zh-CN"/>
                 </w:rPr>
                 <m:t>class</m:t>
@@ -474,8 +460,8 @@
             </m:rPr>
             <w:rPr>
               <w:rFonts w:ascii="Cambria Math" w:hAnsi="Cambria Math"/>
-              <w:sz w:val="32"/>
-              <w:szCs w:val="32"/>
+              <w:sz w:val="28"/>
+              <w:szCs w:val="28"/>
               <w:lang w:eastAsia="zh-CN"/>
             </w:rPr>
             <m:t>=</m:t>
@@ -488,8 +474,8 @@
                   <w:b/>
                   <w:bCs/>
                   <w:i/>
-                  <w:sz w:val="32"/>
-                  <w:szCs w:val="32"/>
+                  <w:sz w:val="28"/>
+                  <w:szCs w:val="28"/>
                   <w:lang w:eastAsia="zh-CN"/>
                 </w:rPr>
               </m:ctrlPr>
@@ -501,8 +487,8 @@
                 </m:rPr>
                 <w:rPr>
                   <w:rFonts w:ascii="Cambria Math" w:hAnsi="Cambria Math"/>
-                  <w:sz w:val="32"/>
-                  <w:szCs w:val="32"/>
+                  <w:sz w:val="28"/>
+                  <w:szCs w:val="28"/>
                   <w:lang w:eastAsia="zh-CN"/>
                 </w:rPr>
                 <m:t>argmax</m:t>
@@ -515,8 +501,8 @@
                 </m:rPr>
                 <w:rPr>
                   <w:rFonts w:ascii="Cambria Math" w:hAnsi="Cambria Math"/>
-                  <w:sz w:val="32"/>
-                  <w:szCs w:val="32"/>
+                  <w:sz w:val="28"/>
+                  <w:szCs w:val="28"/>
                   <w:lang w:eastAsia="zh-CN"/>
                 </w:rPr>
                 <m:t>k</m:t>
@@ -531,8 +517,8 @@
                   <w:b/>
                   <w:bCs/>
                   <w:i/>
-                  <w:sz w:val="32"/>
-                  <w:szCs w:val="32"/>
+                  <w:sz w:val="28"/>
+                  <w:szCs w:val="28"/>
                   <w:lang w:eastAsia="zh-CN"/>
                 </w:rPr>
               </m:ctrlPr>
@@ -544,8 +530,8 @@
                 </m:rPr>
                 <w:rPr>
                   <w:rFonts w:ascii="Cambria Math" w:hAnsi="Cambria Math"/>
-                  <w:sz w:val="32"/>
-                  <w:szCs w:val="32"/>
+                  <w:sz w:val="28"/>
+                  <w:szCs w:val="28"/>
                   <w:lang w:eastAsia="zh-CN"/>
                 </w:rPr>
                 <m:t>BeamGain</m:t>
@@ -558,8 +544,8 @@
                       <w:b/>
                       <w:bCs/>
                       <w:i/>
-                      <w:sz w:val="32"/>
-                      <w:szCs w:val="32"/>
+                      <w:sz w:val="28"/>
+                      <w:szCs w:val="28"/>
                       <w:lang w:eastAsia="zh-CN"/>
                     </w:rPr>
                   </m:ctrlPr>
@@ -571,8 +557,8 @@
                     </m:rPr>
                     <w:rPr>
                       <w:rFonts w:ascii="Cambria Math" w:hAnsi="Cambria Math"/>
-                      <w:sz w:val="32"/>
-                      <w:szCs w:val="32"/>
+                      <w:sz w:val="28"/>
+                      <w:szCs w:val="28"/>
                       <w:lang w:eastAsia="zh-CN"/>
                     </w:rPr>
                     <m:t>k</m:t>
@@ -592,8 +578,8 @@
           <w:b/>
           <w:bCs/>
           <w:color w:val="000000" w:themeColor="text1"/>
-          <w:sz w:val="28"/>
-          <w:szCs w:val="28"/>
+          <w:sz w:val="24"/>
+          <w:szCs w:val="24"/>
           <w:lang w:eastAsia="zh-CN"/>
         </w:rPr>
       </w:pPr>
@@ -603,30 +589,37 @@
           <w:b/>
           <w:bCs/>
           <w:color w:val="000000" w:themeColor="text1"/>
+          <w:sz w:val="24"/>
+          <w:szCs w:val="24"/>
+          <w:lang w:eastAsia="zh-CN"/>
+        </w:rPr>
+        <w:t>Task 2 - Regression</w:t>
+      </w:r>
+    </w:p>
+    <w:p>
+      <w:pPr>
+        <w:spacing w:before="120" w:after="120"/>
+        <w:rPr>
+          <w:sz w:val="20"/>
+          <w:szCs w:val="20"/>
+        </w:rPr>
+      </w:pPr>
+      <w:r>
+        <w:rPr>
+          <w:sz w:val="20"/>
+          <w:szCs w:val="20"/>
+        </w:rPr>
+        <w:t>Predict the maximum achievable beam gain and SNR with Supervised Learning and Regression, the model output is continuous numerical values</w:t>
+      </w:r>
+    </w:p>
+    <w:p>
+      <w:pPr>
+        <w:rPr>
+          <w:rFonts w:ascii="Roboto" w:hAnsi="Roboto"/>
+          <w:b/>
+          <w:bCs/>
           <w:sz w:val="28"/>
           <w:szCs w:val="28"/>
-          <w:lang w:eastAsia="zh-CN"/>
-        </w:rPr>
-        <w:lastRenderedPageBreak/>
-        <w:t>Task 2 - Regression</w:t>
-      </w:r>
-    </w:p>
-    <w:p>
-      <w:pPr>
-        <w:spacing w:before="120" w:after="120"/>
-      </w:pPr>
-      <w:r>
-        <w:t>Predict the maximum achievable beam gain and SNR with Supervised Learning and Regression, the model output is continuous numerical values</w:t>
-      </w:r>
-    </w:p>
-    <w:p>
-      <w:pPr>
-        <w:rPr>
-          <w:rFonts w:ascii="Roboto" w:hAnsi="Roboto"/>
-          <w:b/>
-          <w:bCs/>
-          <w:sz w:val="32"/>
-          <w:szCs w:val="32"/>
           <w:lang w:eastAsia="zh-CN"/>
         </w:rPr>
       </w:pPr>
@@ -640,8 +633,8 @@
                   <w:b/>
                   <w:bCs/>
                   <w:i/>
-                  <w:sz w:val="32"/>
-                  <w:szCs w:val="32"/>
+                  <w:sz w:val="28"/>
+                  <w:szCs w:val="28"/>
                   <w:lang w:eastAsia="zh-CN"/>
                 </w:rPr>
               </m:ctrlPr>
@@ -653,8 +646,8 @@
                 </m:rPr>
                 <w:rPr>
                   <w:rFonts w:ascii="Cambria Math" w:hAnsi="Cambria Math"/>
-                  <w:sz w:val="32"/>
-                  <w:szCs w:val="32"/>
+                  <w:sz w:val="28"/>
+                  <w:szCs w:val="28"/>
                   <w:lang w:eastAsia="zh-CN"/>
                 </w:rPr>
                 <m:t>y</m:t>
@@ -667,8 +660,8 @@
                 </m:rPr>
                 <w:rPr>
                   <w:rFonts w:ascii="Cambria Math" w:hAnsi="Cambria Math"/>
-                  <w:sz w:val="32"/>
-                  <w:szCs w:val="32"/>
+                  <w:sz w:val="28"/>
+                  <w:szCs w:val="28"/>
                   <w:lang w:eastAsia="zh-CN"/>
                 </w:rPr>
                 <m:t>reg</m:t>
@@ -681,8 +674,8 @@
             </m:rPr>
             <w:rPr>
               <w:rFonts w:ascii="Cambria Math" w:hAnsi="Cambria Math"/>
-              <w:sz w:val="32"/>
-              <w:szCs w:val="32"/>
+              <w:sz w:val="28"/>
+              <w:szCs w:val="28"/>
               <w:lang w:eastAsia="zh-CN"/>
             </w:rPr>
             <m:t>=</m:t>
@@ -695,8 +688,8 @@
                   <w:b/>
                   <w:bCs/>
                   <w:i/>
-                  <w:sz w:val="32"/>
-                  <w:szCs w:val="32"/>
+                  <w:sz w:val="28"/>
+                  <w:szCs w:val="28"/>
                   <w:lang w:eastAsia="zh-CN"/>
                 </w:rPr>
               </m:ctrlPr>
@@ -708,8 +701,8 @@
                 </m:rPr>
                 <w:rPr>
                   <w:rFonts w:ascii="Cambria Math" w:hAnsi="Cambria Math"/>
-                  <w:sz w:val="32"/>
-                  <w:szCs w:val="32"/>
+                  <w:sz w:val="28"/>
+                  <w:szCs w:val="28"/>
                   <w:lang w:eastAsia="zh-CN"/>
                 </w:rPr>
                 <m:t>max</m:t>
@@ -722,8 +715,8 @@
                 </m:rPr>
                 <w:rPr>
                   <w:rFonts w:ascii="Cambria Math" w:hAnsi="Cambria Math"/>
-                  <w:sz w:val="32"/>
-                  <w:szCs w:val="32"/>
+                  <w:sz w:val="28"/>
+                  <w:szCs w:val="28"/>
                   <w:lang w:eastAsia="zh-CN"/>
                 </w:rPr>
                 <m:t>k</m:t>
@@ -738,8 +731,8 @@
                   <w:b/>
                   <w:bCs/>
                   <w:i/>
-                  <w:sz w:val="32"/>
-                  <w:szCs w:val="32"/>
+                  <w:sz w:val="28"/>
+                  <w:szCs w:val="28"/>
                   <w:lang w:eastAsia="zh-CN"/>
                 </w:rPr>
               </m:ctrlPr>
@@ -751,8 +744,8 @@
                 </m:rPr>
                 <w:rPr>
                   <w:rFonts w:ascii="Cambria Math" w:hAnsi="Cambria Math"/>
-                  <w:sz w:val="32"/>
-                  <w:szCs w:val="32"/>
+                  <w:sz w:val="28"/>
+                  <w:szCs w:val="28"/>
                   <w:lang w:eastAsia="zh-CN"/>
                 </w:rPr>
                 <m:t>BeamGain</m:t>
@@ -765,8 +758,8 @@
                       <w:b/>
                       <w:bCs/>
                       <w:i/>
-                      <w:sz w:val="32"/>
-                      <w:szCs w:val="32"/>
+                      <w:sz w:val="28"/>
+                      <w:szCs w:val="28"/>
                       <w:lang w:eastAsia="zh-CN"/>
                     </w:rPr>
                   </m:ctrlPr>
@@ -778,8 +771,8 @@
                     </m:rPr>
                     <w:rPr>
                       <w:rFonts w:ascii="Cambria Math" w:hAnsi="Cambria Math"/>
-                      <w:sz w:val="32"/>
-                      <w:szCs w:val="32"/>
+                      <w:sz w:val="28"/>
+                      <w:szCs w:val="28"/>
                       <w:lang w:eastAsia="zh-CN"/>
                     </w:rPr>
                     <m:t>k</m:t>
@@ -794,15 +787,21 @@
     <w:p>
       <w:pPr>
         <w:pStyle w:val="Heading1"/>
-        <w:rPr>
-          <w:rFonts w:ascii="Roboto" w:hAnsi="Roboto"/>
+        <w:numPr>
+          <w:ilvl w:val="0"/>
+          <w:numId w:val="25"/>
+        </w:numPr>
+        <w:rPr>
+          <w:b/>
+          <w:bCs/>
           <w:sz w:val="36"/>
           <w:szCs w:val="36"/>
         </w:rPr>
       </w:pPr>
       <w:r>
         <w:rPr>
-          <w:rFonts w:ascii="Roboto" w:hAnsi="Roboto"/>
+          <w:b/>
+          <w:bCs/>
           <w:sz w:val="36"/>
           <w:szCs w:val="36"/>
         </w:rPr>
@@ -810,7 +809,8 @@
       </w:r>
       <w:r>
         <w:rPr>
-          <w:rFonts w:ascii="Roboto" w:hAnsi="Roboto"/>
+          <w:b/>
+          <w:bCs/>
           <w:sz w:val="36"/>
           <w:szCs w:val="36"/>
         </w:rPr>
@@ -822,16 +822,12 @@
         <w:spacing w:before="240"/>
         <w:rPr>
           <w:rFonts w:ascii="Roboto" w:hAnsi="Roboto"/>
-          <w:sz w:val="24"/>
-          <w:szCs w:val="24"/>
-          <w:lang w:eastAsia="zh-CN"/>
-        </w:rPr>
-      </w:pPr>
-      <w:r>
-        <w:rPr>
-          <w:rFonts w:ascii="Roboto" w:hAnsi="Roboto"/>
-          <w:sz w:val="24"/>
-          <w:szCs w:val="24"/>
+          <w:lang w:eastAsia="zh-CN"/>
+        </w:rPr>
+      </w:pPr>
+      <w:r>
+        <w:rPr>
+          <w:rFonts w:ascii="Roboto" w:hAnsi="Roboto"/>
           <w:lang w:eastAsia="zh-CN"/>
         </w:rPr>
         <w:t>Primary dataset: DeepMIMO (</w:t>
@@ -841,8 +837,6 @@
           <w:rPr>
             <w:rStyle w:val="Hyperlink"/>
             <w:rFonts w:ascii="Roboto" w:hAnsi="Roboto"/>
-            <w:sz w:val="24"/>
-            <w:szCs w:val="24"/>
             <w:lang w:eastAsia="zh-CN"/>
           </w:rPr>
           <w:t>https://www.deepmimo.net</w:t>
@@ -851,78 +845,41 @@
       <w:r>
         <w:rPr>
           <w:rFonts w:ascii="Roboto" w:hAnsi="Roboto"/>
-          <w:sz w:val="24"/>
-          <w:szCs w:val="24"/>
-          <w:lang w:eastAsia="zh-CN"/>
-        </w:rPr>
-        <w:t xml:space="preserve"> </w:t>
-      </w:r>
-      <w:r>
-        <w:rPr>
-          <w:rFonts w:ascii="Roboto" w:hAnsi="Roboto"/>
-          <w:sz w:val="24"/>
-          <w:szCs w:val="24"/>
-          <w:lang w:eastAsia="zh-CN"/>
-        </w:rPr>
-        <w:t>), a publicly available massive MIMO channel dataset with realistic urban, rural, and indoor scenarios. Supplemental data from academic 5G-NR measurement campaigns and synthetic data generated using 3GPP-compliant channel models.</w:t>
-      </w:r>
-    </w:p>
-    <w:p>
-      <w:pPr>
-        <w:spacing w:before="240"/>
-        <w:rPr>
-          <w:rFonts w:ascii="Roboto" w:hAnsi="Roboto"/>
-          <w:sz w:val="24"/>
-          <w:szCs w:val="24"/>
-          <w:lang w:eastAsia="zh-CN"/>
-        </w:rPr>
-      </w:pPr>
-      <w:r>
-        <w:rPr>
-          <w:rFonts w:ascii="Roboto" w:hAnsi="Roboto"/>
-          <w:sz w:val="24"/>
-          <w:szCs w:val="24"/>
-          <w:lang w:eastAsia="zh-CN"/>
-        </w:rPr>
-        <w:t>DeepMIMO</w:t>
-      </w:r>
-      <w:r>
-        <w:rPr>
-          <w:rFonts w:ascii="Roboto" w:hAnsi="Roboto"/>
-          <w:sz w:val="24"/>
-          <w:szCs w:val="24"/>
-          <w:lang w:eastAsia="zh-CN"/>
-        </w:rPr>
-        <w:t xml:space="preserve"> </w:t>
-      </w:r>
-      <w:r>
-        <w:rPr>
-          <w:rFonts w:ascii="Roboto" w:hAnsi="Roboto"/>
+          <w:lang w:eastAsia="zh-CN"/>
+        </w:rPr>
+        <w:t xml:space="preserve"> ), a publicly available massive MIMO channel dataset with realistic urban, rural, and indoor scenarios. Supplemental data from academic 5G-NR measurement campaigns and synthetic data generated using 3GPP-compliant channel models.</w:t>
+      </w:r>
+    </w:p>
+    <w:p>
+      <w:pPr>
+        <w:pStyle w:val="Heading2"/>
+        <w:rPr>
           <w:b/>
           <w:bCs/>
-          <w:sz w:val="24"/>
-          <w:szCs w:val="24"/>
-          <w:lang w:eastAsia="zh-CN"/>
-        </w:rPr>
-        <w:t>O1_60</w:t>
-      </w:r>
-      <w:r>
-        <w:rPr>
-          <w:rFonts w:ascii="Roboto" w:hAnsi="Roboto"/>
-          <w:sz w:val="24"/>
-          <w:szCs w:val="24"/>
-          <w:lang w:eastAsia="zh-CN"/>
-        </w:rPr>
-        <w:t xml:space="preserve"> scenario</w:t>
-      </w:r>
-      <w:r>
-        <w:rPr>
-          <w:rFonts w:ascii="Roboto" w:hAnsi="Roboto"/>
-          <w:sz w:val="24"/>
-          <w:szCs w:val="24"/>
-          <w:lang w:eastAsia="zh-CN"/>
-        </w:rPr>
-        <w:t xml:space="preserve"> is generated.</w:t>
+          <w:sz w:val="28"/>
+          <w:szCs w:val="28"/>
+          <w:lang w:eastAsia="zh-CN"/>
+        </w:rPr>
+      </w:pPr>
+      <w:r>
+        <w:rPr>
+          <w:b/>
+          <w:bCs/>
+          <w:sz w:val="28"/>
+          <w:szCs w:val="28"/>
+          <w:lang w:eastAsia="zh-CN"/>
+        </w:rPr>
+        <w:t>DeepMIMO</w:t>
+      </w:r>
+      <w:r>
+        <w:rPr>
+          <w:b/>
+          <w:bCs/>
+          <w:sz w:val="28"/>
+          <w:szCs w:val="28"/>
+          <w:lang w:eastAsia="zh-CN"/>
+        </w:rPr>
+        <w:t xml:space="preserve"> O1_60 scenario</w:t>
       </w:r>
     </w:p>
     <w:p>
@@ -935,8 +892,6 @@
         <w:rPr>
           <w:rFonts w:ascii="Roboto" w:hAnsi="Roboto"/>
           <w:color w:val="000000" w:themeColor="text1"/>
-          <w:sz w:val="24"/>
-          <w:szCs w:val="24"/>
           <w:lang w:eastAsia="zh-CN"/>
         </w:rPr>
       </w:pPr>
@@ -944,8 +899,6 @@
         <w:rPr>
           <w:rFonts w:ascii="Roboto" w:hAnsi="Roboto"/>
           <w:color w:val="000000" w:themeColor="text1"/>
-          <w:sz w:val="24"/>
-          <w:szCs w:val="24"/>
           <w:lang w:eastAsia="zh-CN"/>
         </w:rPr>
         <w:t>Massive MIMO: CSI Matrix for feature extraction</w:t>
@@ -961,8 +914,6 @@
         <w:rPr>
           <w:rFonts w:ascii="Roboto" w:hAnsi="Roboto"/>
           <w:color w:val="000000" w:themeColor="text1"/>
-          <w:sz w:val="24"/>
-          <w:szCs w:val="24"/>
           <w:lang w:eastAsia="zh-CN"/>
         </w:rPr>
       </w:pPr>
@@ -970,8 +921,6 @@
         <w:rPr>
           <w:rFonts w:ascii="Roboto" w:hAnsi="Roboto"/>
           <w:color w:val="000000" w:themeColor="text1"/>
-          <w:sz w:val="24"/>
-          <w:szCs w:val="24"/>
           <w:lang w:eastAsia="zh-CN"/>
         </w:rPr>
         <w:t>User Positions for spatial features</w:t>
@@ -987,8 +936,6 @@
         <w:rPr>
           <w:rFonts w:ascii="Roboto" w:hAnsi="Roboto"/>
           <w:color w:val="000000" w:themeColor="text1"/>
-          <w:sz w:val="24"/>
-          <w:szCs w:val="24"/>
           <w:lang w:eastAsia="zh-CN"/>
         </w:rPr>
       </w:pPr>
@@ -996,8 +943,6 @@
         <w:rPr>
           <w:rFonts w:ascii="Roboto" w:hAnsi="Roboto"/>
           <w:color w:val="000000" w:themeColor="text1"/>
-          <w:sz w:val="24"/>
-          <w:szCs w:val="24"/>
           <w:lang w:eastAsia="zh-CN"/>
         </w:rPr>
         <w:t>Beamforming Gain: Label Generation</w:t>
@@ -1013,8 +958,6 @@
         <w:rPr>
           <w:rFonts w:ascii="Roboto" w:hAnsi="Roboto"/>
           <w:color w:val="000000" w:themeColor="text1"/>
-          <w:sz w:val="24"/>
-          <w:szCs w:val="24"/>
           <w:lang w:eastAsia="zh-CN"/>
         </w:rPr>
       </w:pPr>
@@ -1022,8 +965,6 @@
         <w:rPr>
           <w:rFonts w:ascii="Roboto" w:hAnsi="Roboto"/>
           <w:color w:val="000000" w:themeColor="text1"/>
-          <w:sz w:val="24"/>
-          <w:szCs w:val="24"/>
           <w:lang w:eastAsia="zh-CN"/>
         </w:rPr>
         <w:t>SNR: regression target</w:t>
@@ -1034,16 +975,12 @@
         <w:spacing w:before="240"/>
         <w:rPr>
           <w:rFonts w:ascii="Roboto" w:hAnsi="Roboto"/>
-          <w:sz w:val="24"/>
-          <w:szCs w:val="24"/>
-          <w:lang w:eastAsia="zh-CN"/>
-        </w:rPr>
-      </w:pPr>
-      <w:r>
-        <w:rPr>
-          <w:rFonts w:ascii="Roboto" w:hAnsi="Roboto"/>
-          <w:sz w:val="24"/>
-          <w:szCs w:val="24"/>
+          <w:lang w:eastAsia="zh-CN"/>
+        </w:rPr>
+      </w:pPr>
+      <w:r>
+        <w:rPr>
+          <w:rFonts w:ascii="Roboto" w:hAnsi="Roboto"/>
           <w:lang w:eastAsia="zh-CN"/>
         </w:rPr>
         <w:t>For each user:</w:t>
@@ -1059,16 +996,12 @@
         <w:spacing w:before="240"/>
         <w:rPr>
           <w:rFonts w:ascii="Roboto" w:hAnsi="Roboto"/>
-          <w:sz w:val="24"/>
-          <w:szCs w:val="24"/>
-          <w:lang w:eastAsia="zh-CN"/>
-        </w:rPr>
-      </w:pPr>
-      <w:r>
-        <w:rPr>
-          <w:rFonts w:ascii="Roboto" w:hAnsi="Roboto"/>
-          <w:sz w:val="24"/>
-          <w:szCs w:val="24"/>
+          <w:lang w:eastAsia="zh-CN"/>
+        </w:rPr>
+      </w:pPr>
+      <w:r>
+        <w:rPr>
+          <w:rFonts w:ascii="Roboto" w:hAnsi="Roboto"/>
           <w:lang w:eastAsia="zh-CN"/>
         </w:rPr>
         <w:t xml:space="preserve">Extract CSI matrix </w:t>
@@ -1077,8 +1010,6 @@
         <m:r>
           <w:rPr>
             <w:rFonts w:ascii="Cambria Math" w:hAnsi="Cambria Math"/>
-            <w:sz w:val="24"/>
-            <w:szCs w:val="24"/>
             <w:lang w:eastAsia="zh-CN"/>
           </w:rPr>
           <m:t>H</m:t>
@@ -1087,8 +1018,6 @@
       <w:r>
         <w:rPr>
           <w:rFonts w:ascii="Roboto" w:hAnsi="Roboto"/>
-          <w:sz w:val="24"/>
-          <w:szCs w:val="24"/>
           <w:lang w:eastAsia="zh-CN"/>
         </w:rPr>
         <w:t xml:space="preserve"> , and a</w:t>
@@ -1096,8 +1025,6 @@
       <w:r>
         <w:rPr>
           <w:rFonts w:ascii="Roboto" w:hAnsi="Roboto"/>
-          <w:sz w:val="24"/>
-          <w:szCs w:val="24"/>
           <w:lang w:eastAsia="zh-CN"/>
         </w:rPr>
         <w:t xml:space="preserve">pply beam codebook </w:t>
@@ -1106,8 +1033,6 @@
         <m:r>
           <w:rPr>
             <w:rFonts w:ascii="Cambria Math" w:hAnsi="Cambria Math"/>
-            <w:sz w:val="24"/>
-            <w:szCs w:val="24"/>
             <w:lang w:eastAsia="zh-CN"/>
           </w:rPr>
           <m:t>W</m:t>
@@ -1124,28 +1049,15 @@
         <w:spacing w:before="240"/>
         <w:rPr>
           <w:rFonts w:ascii="Roboto" w:hAnsi="Roboto"/>
-          <w:sz w:val="24"/>
-          <w:szCs w:val="24"/>
-          <w:lang w:eastAsia="zh-CN"/>
-        </w:rPr>
-      </w:pPr>
-      <w:r>
-        <w:rPr>
-          <w:rFonts w:ascii="Roboto" w:hAnsi="Roboto"/>
-          <w:sz w:val="24"/>
-          <w:szCs w:val="24"/>
-          <w:lang w:eastAsia="zh-CN"/>
-        </w:rPr>
-        <w:t>Compute beam gain:</w:t>
-      </w:r>
-      <w:r>
-        <w:rPr>
-          <w:rFonts w:ascii="Roboto" w:hAnsi="Roboto"/>
-          <w:sz w:val="24"/>
-          <w:szCs w:val="24"/>
-          <w:lang w:eastAsia="zh-CN"/>
-        </w:rPr>
-        <w:t xml:space="preserve">  </w:t>
+          <w:lang w:eastAsia="zh-CN"/>
+        </w:rPr>
+      </w:pPr>
+      <w:r>
+        <w:rPr>
+          <w:rFonts w:ascii="Roboto" w:hAnsi="Roboto"/>
+          <w:lang w:eastAsia="zh-CN"/>
+        </w:rPr>
+        <w:t xml:space="preserve">Compute beam gain:  </w:t>
       </w:r>
       <m:oMath>
         <m:sSub>
@@ -1155,8 +1067,6 @@
                 <w:rFonts w:ascii="Cambria Math" w:hAnsi="Cambria Math"/>
                 <w:b/>
                 <w:bCs/>
-                <w:sz w:val="24"/>
-                <w:szCs w:val="24"/>
                 <w:lang w:eastAsia="zh-CN"/>
               </w:rPr>
             </m:ctrlPr>
@@ -1168,8 +1078,6 @@
               </m:rPr>
               <w:rPr>
                 <w:rFonts w:ascii="Cambria Math" w:hAnsi="Cambria Math"/>
-                <w:sz w:val="24"/>
-                <w:szCs w:val="24"/>
                 <w:lang w:eastAsia="zh-CN"/>
               </w:rPr>
               <m:t>G</m:t>
@@ -1182,8 +1090,6 @@
               </m:rPr>
               <w:rPr>
                 <w:rFonts w:ascii="Cambria Math" w:hAnsi="Cambria Math"/>
-                <w:sz w:val="24"/>
-                <w:szCs w:val="24"/>
                 <w:lang w:eastAsia="zh-CN"/>
               </w:rPr>
               <m:t>i</m:t>
@@ -1196,8 +1102,6 @@
           </m:rPr>
           <w:rPr>
             <w:rFonts w:ascii="Cambria Math" w:hAnsi="Cambria Math"/>
-            <w:sz w:val="24"/>
-            <w:szCs w:val="24"/>
             <w:lang w:eastAsia="zh-CN"/>
           </w:rPr>
           <m:t>=</m:t>
@@ -1208,8 +1112,6 @@
           </m:rPr>
           <w:rPr>
             <w:rFonts w:ascii="Cambria Math" w:hAnsi="Cambria Math"/>
-            <w:sz w:val="24"/>
-            <w:szCs w:val="24"/>
             <w:lang w:eastAsia="zh-CN"/>
           </w:rPr>
           <m:t>∣</m:t>
@@ -1221,8 +1123,6 @@
                 <w:rFonts w:ascii="Cambria Math" w:hAnsi="Cambria Math"/>
                 <w:b/>
                 <w:bCs/>
-                <w:sz w:val="24"/>
-                <w:szCs w:val="24"/>
                 <w:lang w:eastAsia="zh-CN"/>
               </w:rPr>
             </m:ctrlPr>
@@ -1234,8 +1134,6 @@
               </m:rPr>
               <w:rPr>
                 <w:rFonts w:ascii="Cambria Math" w:hAnsi="Cambria Math"/>
-                <w:sz w:val="24"/>
-                <w:szCs w:val="24"/>
                 <w:lang w:eastAsia="zh-CN"/>
               </w:rPr>
               <m:t>w</m:t>
@@ -1248,8 +1146,6 @@
               </m:rPr>
               <w:rPr>
                 <w:rFonts w:ascii="Cambria Math" w:hAnsi="Cambria Math"/>
-                <w:sz w:val="24"/>
-                <w:szCs w:val="24"/>
                 <w:lang w:eastAsia="zh-CN"/>
               </w:rPr>
               <m:t>i</m:t>
@@ -1262,8 +1158,6 @@
               </m:rPr>
               <w:rPr>
                 <w:rFonts w:ascii="Cambria Math" w:hAnsi="Cambria Math"/>
-                <w:sz w:val="24"/>
-                <w:szCs w:val="24"/>
                 <w:lang w:eastAsia="zh-CN"/>
               </w:rPr>
               <m:t>H</m:t>
@@ -1276,8 +1170,6 @@
           </m:rPr>
           <w:rPr>
             <w:rFonts w:ascii="Cambria Math" w:hAnsi="Cambria Math"/>
-            <w:sz w:val="24"/>
-            <w:szCs w:val="24"/>
             <w:lang w:eastAsia="zh-CN"/>
           </w:rPr>
           <m:t>H</m:t>
@@ -1289,8 +1181,6 @@
                 <w:rFonts w:ascii="Cambria Math" w:hAnsi="Cambria Math"/>
                 <w:b/>
                 <w:bCs/>
-                <w:sz w:val="24"/>
-                <w:szCs w:val="24"/>
                 <w:lang w:eastAsia="zh-CN"/>
               </w:rPr>
             </m:ctrlPr>
@@ -1302,8 +1192,6 @@
               </m:rPr>
               <w:rPr>
                 <w:rFonts w:ascii="Cambria Math" w:hAnsi="Cambria Math"/>
-                <w:sz w:val="24"/>
-                <w:szCs w:val="24"/>
                 <w:lang w:eastAsia="zh-CN"/>
               </w:rPr>
               <m:t>∣</m:t>
@@ -1316,8 +1204,6 @@
               </m:rPr>
               <w:rPr>
                 <w:rFonts w:ascii="Cambria Math" w:hAnsi="Cambria Math"/>
-                <w:sz w:val="24"/>
-                <w:szCs w:val="24"/>
                 <w:lang w:eastAsia="zh-CN"/>
               </w:rPr>
               <m:t>2</m:t>
@@ -1336,16 +1222,12 @@
         <w:spacing w:before="240"/>
         <w:rPr>
           <w:rFonts w:ascii="Roboto" w:hAnsi="Roboto"/>
-          <w:sz w:val="24"/>
-          <w:szCs w:val="24"/>
-          <w:lang w:eastAsia="zh-CN"/>
-        </w:rPr>
-      </w:pPr>
-      <w:r>
-        <w:rPr>
-          <w:rFonts w:ascii="Roboto" w:hAnsi="Roboto"/>
-          <w:sz w:val="24"/>
-          <w:szCs w:val="24"/>
+          <w:lang w:eastAsia="zh-CN"/>
+        </w:rPr>
+      </w:pPr>
+      <w:r>
+        <w:rPr>
+          <w:rFonts w:ascii="Roboto" w:hAnsi="Roboto"/>
           <w:lang w:eastAsia="zh-CN"/>
         </w:rPr>
         <w:t>Define</w:t>
@@ -1353,26 +1235,13 @@
       <w:r>
         <w:rPr>
           <w:rFonts w:ascii="Roboto" w:hAnsi="Roboto"/>
-          <w:sz w:val="24"/>
-          <w:szCs w:val="24"/>
-          <w:lang w:eastAsia="zh-CN"/>
-        </w:rPr>
-        <w:t>:</w:t>
-      </w:r>
-      <w:r>
-        <w:rPr>
-          <w:rFonts w:ascii="Roboto" w:hAnsi="Roboto"/>
-          <w:sz w:val="24"/>
-          <w:szCs w:val="24"/>
-          <w:lang w:eastAsia="zh-CN"/>
-        </w:rPr>
-        <w:t xml:space="preserve"> Classification</w:t>
-      </w:r>
-      <w:r>
-        <w:rPr>
-          <w:rFonts w:ascii="Roboto" w:hAnsi="Roboto"/>
-          <w:sz w:val="24"/>
-          <w:szCs w:val="24"/>
+          <w:lang w:eastAsia="zh-CN"/>
+        </w:rPr>
+        <w:t>: Classification</w:t>
+      </w:r>
+      <w:r>
+        <w:rPr>
+          <w:rFonts w:ascii="Roboto" w:hAnsi="Roboto"/>
           <w:lang w:eastAsia="zh-CN"/>
         </w:rPr>
         <w:t xml:space="preserve"> label = best beam index</w:t>
@@ -1380,8 +1249,6 @@
       <w:r>
         <w:rPr>
           <w:rFonts w:ascii="Roboto" w:hAnsi="Roboto"/>
-          <w:sz w:val="24"/>
-          <w:szCs w:val="24"/>
           <w:lang w:eastAsia="zh-CN"/>
         </w:rPr>
         <w:t xml:space="preserve"> and </w:t>
@@ -1389,8 +1256,6 @@
       <w:r>
         <w:rPr>
           <w:rFonts w:ascii="Roboto" w:hAnsi="Roboto"/>
-          <w:sz w:val="24"/>
-          <w:szCs w:val="24"/>
           <w:lang w:eastAsia="zh-CN"/>
         </w:rPr>
         <w:t>Regression label = best beam gain</w:t>
@@ -1401,16 +1266,12 @@
         <w:spacing w:before="240"/>
         <w:rPr>
           <w:rFonts w:ascii="Roboto" w:hAnsi="Roboto"/>
-          <w:sz w:val="24"/>
-          <w:szCs w:val="24"/>
-          <w:lang w:eastAsia="zh-CN"/>
-        </w:rPr>
-      </w:pPr>
-      <w:r>
-        <w:rPr>
-          <w:rFonts w:ascii="Roboto" w:hAnsi="Roboto"/>
-          <w:sz w:val="24"/>
-          <w:szCs w:val="24"/>
+          <w:lang w:eastAsia="zh-CN"/>
+        </w:rPr>
+      </w:pPr>
+      <w:r>
+        <w:rPr>
+          <w:rFonts w:ascii="Roboto" w:hAnsi="Roboto"/>
           <w:lang w:eastAsia="zh-CN"/>
         </w:rPr>
         <w:t xml:space="preserve">Dataset Visualization in the </w:t>
@@ -1419,8 +1280,6 @@
       <w:r>
         <w:rPr>
           <w:rFonts w:ascii="Roboto" w:hAnsi="Roboto"/>
-          <w:sz w:val="24"/>
-          <w:szCs w:val="24"/>
           <w:lang w:eastAsia="zh-CN"/>
         </w:rPr>
         <w:t>Jupyter</w:t>
@@ -1429,8 +1288,6 @@
       <w:r>
         <w:rPr>
           <w:rFonts w:ascii="Roboto" w:hAnsi="Roboto"/>
-          <w:sz w:val="24"/>
-          <w:szCs w:val="24"/>
           <w:lang w:eastAsia="zh-CN"/>
         </w:rPr>
         <w:t xml:space="preserve"> notebook: </w:t>
@@ -1446,16 +1303,12 @@
         <w:spacing w:before="240"/>
         <w:rPr>
           <w:rFonts w:ascii="Roboto" w:hAnsi="Roboto"/>
-          <w:sz w:val="24"/>
-          <w:szCs w:val="24"/>
-          <w:lang w:eastAsia="zh-CN"/>
-        </w:rPr>
-      </w:pPr>
-      <w:r>
-        <w:rPr>
-          <w:rFonts w:ascii="Roboto" w:hAnsi="Roboto"/>
-          <w:sz w:val="24"/>
-          <w:szCs w:val="24"/>
+          <w:lang w:eastAsia="zh-CN"/>
+        </w:rPr>
+      </w:pPr>
+      <w:r>
+        <w:rPr>
+          <w:rFonts w:ascii="Roboto" w:hAnsi="Roboto"/>
           <w:lang w:eastAsia="zh-CN"/>
         </w:rPr>
         <w:t>Distribution of Beam Indices (bar chart)</w:t>
@@ -1471,16 +1324,12 @@
         <w:spacing w:before="240"/>
         <w:rPr>
           <w:rFonts w:ascii="Roboto" w:hAnsi="Roboto"/>
-          <w:sz w:val="24"/>
-          <w:szCs w:val="24"/>
-          <w:lang w:eastAsia="zh-CN"/>
-        </w:rPr>
-      </w:pPr>
-      <w:r>
-        <w:rPr>
-          <w:rFonts w:ascii="Roboto" w:hAnsi="Roboto"/>
-          <w:sz w:val="24"/>
-          <w:szCs w:val="24"/>
+          <w:lang w:eastAsia="zh-CN"/>
+        </w:rPr>
+      </w:pPr>
+      <w:r>
+        <w:rPr>
+          <w:rFonts w:ascii="Roboto" w:hAnsi="Roboto"/>
           <w:lang w:eastAsia="zh-CN"/>
         </w:rPr>
         <w:t>Histogram of SNR values</w:t>
@@ -1496,16 +1345,12 @@
         <w:spacing w:before="240"/>
         <w:rPr>
           <w:rFonts w:ascii="Roboto" w:hAnsi="Roboto"/>
-          <w:sz w:val="24"/>
-          <w:szCs w:val="24"/>
-          <w:lang w:eastAsia="zh-CN"/>
-        </w:rPr>
-      </w:pPr>
-      <w:r>
-        <w:rPr>
-          <w:rFonts w:ascii="Roboto" w:hAnsi="Roboto"/>
-          <w:sz w:val="24"/>
-          <w:szCs w:val="24"/>
+          <w:lang w:eastAsia="zh-CN"/>
+        </w:rPr>
+      </w:pPr>
+      <w:r>
+        <w:rPr>
+          <w:rFonts w:ascii="Roboto" w:hAnsi="Roboto"/>
           <w:lang w:eastAsia="zh-CN"/>
         </w:rPr>
         <w:t>Correlation heatmap of CSI features</w:t>
@@ -1521,16 +1366,12 @@
         <w:spacing w:before="240"/>
         <w:rPr>
           <w:rFonts w:ascii="Roboto" w:hAnsi="Roboto"/>
-          <w:sz w:val="24"/>
-          <w:szCs w:val="24"/>
-          <w:lang w:eastAsia="zh-CN"/>
-        </w:rPr>
-      </w:pPr>
-      <w:r>
-        <w:rPr>
-          <w:rFonts w:ascii="Roboto" w:hAnsi="Roboto"/>
-          <w:sz w:val="24"/>
-          <w:szCs w:val="24"/>
+          <w:lang w:eastAsia="zh-CN"/>
+        </w:rPr>
+      </w:pPr>
+      <w:r>
+        <w:rPr>
+          <w:rFonts w:ascii="Roboto" w:hAnsi="Roboto"/>
           <w:lang w:eastAsia="zh-CN"/>
         </w:rPr>
         <w:t>PCA projection (2D visualization)</w:t>
@@ -1538,18 +1379,22 @@
     </w:p>
     <w:p>
       <w:pPr>
-        <w:spacing w:before="240"/>
-        <w:rPr>
-          <w:rFonts w:ascii="Roboto" w:eastAsiaTheme="majorEastAsia" w:hAnsi="Roboto" w:cstheme="majorBidi"/>
-          <w:color w:val="2F5496" w:themeColor="accent1" w:themeShade="BF"/>
+        <w:pStyle w:val="Heading1"/>
+        <w:numPr>
+          <w:ilvl w:val="0"/>
+          <w:numId w:val="25"/>
+        </w:numPr>
+        <w:rPr>
+          <w:b/>
+          <w:bCs/>
           <w:sz w:val="36"/>
           <w:szCs w:val="36"/>
         </w:rPr>
       </w:pPr>
       <w:r>
         <w:rPr>
-          <w:rFonts w:ascii="Roboto" w:eastAsiaTheme="majorEastAsia" w:hAnsi="Roboto" w:cstheme="majorBidi"/>
-          <w:color w:val="2F5496" w:themeColor="accent1" w:themeShade="BF"/>
+          <w:b/>
+          <w:bCs/>
           <w:sz w:val="36"/>
           <w:szCs w:val="36"/>
         </w:rPr>
@@ -1561,16 +1406,12 @@
         <w:spacing w:before="240"/>
         <w:rPr>
           <w:rFonts w:ascii="Roboto" w:hAnsi="Roboto"/>
-          <w:sz w:val="24"/>
-          <w:szCs w:val="24"/>
-          <w:lang w:eastAsia="zh-CN"/>
-        </w:rPr>
-      </w:pPr>
-      <w:r>
-        <w:rPr>
-          <w:rFonts w:ascii="Roboto" w:hAnsi="Roboto"/>
-          <w:sz w:val="24"/>
-          <w:szCs w:val="24"/>
+          <w:lang w:eastAsia="zh-CN"/>
+        </w:rPr>
+      </w:pPr>
+      <w:r>
+        <w:rPr>
+          <w:rFonts w:ascii="Roboto" w:hAnsi="Roboto"/>
           <w:lang w:eastAsia="zh-CN"/>
         </w:rPr>
         <w:t>Handle missing values and inconsistencies, remove invalid or extremely low-SNR samples, standardize numerical features and apply PCA to reduce dimen</w:t>
@@ -1578,8 +1419,6 @@
       <w:r>
         <w:rPr>
           <w:rFonts w:ascii="Roboto" w:hAnsi="Roboto"/>
-          <w:sz w:val="24"/>
-          <w:szCs w:val="24"/>
           <w:lang w:eastAsia="zh-CN"/>
         </w:rPr>
         <w:t>sionality.</w:t>
@@ -1590,35 +1429,38 @@
         <w:spacing w:before="240"/>
         <w:rPr>
           <w:rFonts w:ascii="Roboto" w:hAnsi="Roboto"/>
-          <w:sz w:val="24"/>
-          <w:szCs w:val="24"/>
-          <w:lang w:eastAsia="zh-CN"/>
-        </w:rPr>
-      </w:pPr>
-      <w:r>
-        <w:rPr>
-          <w:rFonts w:ascii="Roboto" w:hAnsi="Roboto"/>
-          <w:sz w:val="24"/>
-          <w:szCs w:val="24"/>
-          <w:lang w:eastAsia="zh-CN"/>
-        </w:rPr>
+          <w:lang w:eastAsia="zh-CN"/>
+        </w:rPr>
+      </w:pPr>
+      <w:r>
+        <w:rPr>
+          <w:rFonts w:ascii="Roboto" w:hAnsi="Roboto"/>
+          <w:lang w:eastAsia="zh-CN"/>
+        </w:rPr>
+        <w:lastRenderedPageBreak/>
         <w:t>Data is split using train_test_split function to get 80% Training and 20% Testing, stratify sampling for classification.</w:t>
       </w:r>
     </w:p>
     <w:p>
       <w:pPr>
         <w:spacing w:before="240"/>
-      </w:pPr>
-      <w:r>
-        <w:rPr>
-          <w:rFonts w:ascii="Roboto" w:hAnsi="Roboto"/>
-          <w:sz w:val="24"/>
-          <w:szCs w:val="24"/>
+        <w:rPr>
+          <w:sz w:val="20"/>
+          <w:szCs w:val="20"/>
+        </w:rPr>
+      </w:pPr>
+      <w:r>
+        <w:rPr>
+          <w:rFonts w:ascii="Roboto" w:hAnsi="Roboto"/>
           <w:lang w:eastAsia="zh-CN"/>
         </w:rPr>
         <w:t>Feature Engineering:</w:t>
       </w:r>
       <w:r>
+        <w:rPr>
+          <w:sz w:val="20"/>
+          <w:szCs w:val="20"/>
+        </w:rPr>
         <w:t xml:space="preserve"> </w:t>
       </w:r>
     </w:p>
@@ -1632,16 +1474,12 @@
         <w:spacing w:before="240"/>
         <w:rPr>
           <w:rFonts w:ascii="Roboto" w:hAnsi="Roboto"/>
-          <w:sz w:val="24"/>
-          <w:szCs w:val="24"/>
-          <w:lang w:eastAsia="zh-CN"/>
-        </w:rPr>
-      </w:pPr>
-      <w:r>
-        <w:rPr>
-          <w:rFonts w:ascii="Roboto" w:hAnsi="Roboto"/>
-          <w:sz w:val="24"/>
-          <w:szCs w:val="24"/>
+          <w:lang w:eastAsia="zh-CN"/>
+        </w:rPr>
+      </w:pPr>
+      <w:r>
+        <w:rPr>
+          <w:rFonts w:ascii="Roboto" w:hAnsi="Roboto"/>
           <w:lang w:eastAsia="zh-CN"/>
         </w:rPr>
         <w:t>Extract mean and variance of CSI amplitude</w:t>
@@ -1657,16 +1495,12 @@
         <w:spacing w:before="240"/>
         <w:rPr>
           <w:rFonts w:ascii="Roboto" w:hAnsi="Roboto"/>
-          <w:sz w:val="24"/>
-          <w:szCs w:val="24"/>
-          <w:lang w:eastAsia="zh-CN"/>
-        </w:rPr>
-      </w:pPr>
-      <w:r>
-        <w:rPr>
-          <w:rFonts w:ascii="Roboto" w:hAnsi="Roboto"/>
-          <w:sz w:val="24"/>
-          <w:szCs w:val="24"/>
+          <w:lang w:eastAsia="zh-CN"/>
+        </w:rPr>
+      </w:pPr>
+      <w:r>
+        <w:rPr>
+          <w:rFonts w:ascii="Roboto" w:hAnsi="Roboto"/>
           <w:lang w:eastAsia="zh-CN"/>
         </w:rPr>
         <w:t>Compute total channel power</w:t>
@@ -1682,38 +1516,15 @@
         <w:spacing w:before="240"/>
         <w:rPr>
           <w:rFonts w:ascii="Roboto" w:hAnsi="Roboto"/>
-          <w:sz w:val="24"/>
-          <w:szCs w:val="24"/>
-          <w:lang w:eastAsia="zh-CN"/>
-        </w:rPr>
-      </w:pPr>
-      <w:r>
-        <w:rPr>
-          <w:rFonts w:ascii="Roboto" w:hAnsi="Roboto"/>
-          <w:sz w:val="24"/>
-          <w:szCs w:val="24"/>
-          <w:lang w:eastAsia="zh-CN"/>
-        </w:rPr>
-        <w:lastRenderedPageBreak/>
-        <w:t>Appl</w:t>
-      </w:r>
-      <w:r>
-        <w:rPr>
-          <w:rFonts w:ascii="Roboto" w:hAnsi="Roboto"/>
-          <w:sz w:val="24"/>
-          <w:szCs w:val="24"/>
-          <w:lang w:eastAsia="zh-CN"/>
-        </w:rPr>
-        <w:t>y</w:t>
-      </w:r>
-      <w:r>
-        <w:rPr>
-          <w:rFonts w:ascii="Roboto" w:hAnsi="Roboto"/>
-          <w:sz w:val="24"/>
-          <w:szCs w:val="24"/>
-          <w:lang w:eastAsia="zh-CN"/>
-        </w:rPr>
-        <w:t xml:space="preserve"> PCA for dimensionality reduction</w:t>
+          <w:lang w:eastAsia="zh-CN"/>
+        </w:rPr>
+      </w:pPr>
+      <w:r>
+        <w:rPr>
+          <w:rFonts w:ascii="Roboto" w:hAnsi="Roboto"/>
+          <w:lang w:eastAsia="zh-CN"/>
+        </w:rPr>
+        <w:t>Apply PCA for dimensionality reduction</w:t>
       </w:r>
     </w:p>
     <w:p>
@@ -1726,16 +1537,12 @@
         <w:spacing w:before="240"/>
         <w:rPr>
           <w:rFonts w:ascii="Roboto" w:hAnsi="Roboto"/>
-          <w:sz w:val="24"/>
-          <w:szCs w:val="24"/>
-          <w:lang w:eastAsia="zh-CN"/>
-        </w:rPr>
-      </w:pPr>
-      <w:r>
-        <w:rPr>
-          <w:rFonts w:ascii="Roboto" w:hAnsi="Roboto"/>
-          <w:sz w:val="24"/>
-          <w:szCs w:val="24"/>
+          <w:lang w:eastAsia="zh-CN"/>
+        </w:rPr>
+      </w:pPr>
+      <w:r>
+        <w:rPr>
+          <w:rFonts w:ascii="Roboto" w:hAnsi="Roboto"/>
           <w:lang w:eastAsia="zh-CN"/>
         </w:rPr>
         <w:t>Normalize all features</w:t>
@@ -1751,37 +1558,15 @@
         <w:spacing w:before="240"/>
         <w:rPr>
           <w:rFonts w:ascii="Roboto" w:hAnsi="Roboto"/>
-          <w:sz w:val="24"/>
-          <w:szCs w:val="24"/>
-          <w:lang w:eastAsia="zh-CN"/>
-        </w:rPr>
-      </w:pPr>
-      <w:r>
-        <w:rPr>
-          <w:rFonts w:ascii="Roboto" w:hAnsi="Roboto"/>
-          <w:sz w:val="24"/>
-          <w:szCs w:val="24"/>
-          <w:lang w:eastAsia="zh-CN"/>
-        </w:rPr>
-        <w:t>Encode</w:t>
-      </w:r>
-      <w:r>
-        <w:rPr>
-          <w:rFonts w:ascii="Roboto" w:hAnsi="Roboto"/>
-          <w:sz w:val="24"/>
-          <w:szCs w:val="24"/>
-          <w:lang w:eastAsia="zh-CN"/>
-        </w:rPr>
-        <w:t xml:space="preserve"> </w:t>
-      </w:r>
-      <w:r>
-        <w:rPr>
-          <w:rFonts w:ascii="Roboto" w:hAnsi="Roboto"/>
-          <w:sz w:val="24"/>
-          <w:szCs w:val="24"/>
-          <w:lang w:eastAsia="zh-CN"/>
-        </w:rPr>
-        <w:t>beam index labels using integer encoding</w:t>
+          <w:lang w:eastAsia="zh-CN"/>
+        </w:rPr>
+      </w:pPr>
+      <w:r>
+        <w:rPr>
+          <w:rFonts w:ascii="Roboto" w:hAnsi="Roboto"/>
+          <w:lang w:eastAsia="zh-CN"/>
+        </w:rPr>
+        <w:t>Encode beam index labels using integer encoding</w:t>
       </w:r>
     </w:p>
     <w:p>
@@ -1792,25 +1577,27 @@
         <w:rPr>
           <w:rFonts w:ascii="Roboto" w:eastAsia="Calibri" w:hAnsi="Roboto" w:cs="Helvetica"/>
           <w:color w:val="333333"/>
-          <w:sz w:val="24"/>
-          <w:szCs w:val="24"/>
-        </w:rPr>
-      </w:pPr>
-    </w:p>
-    <w:p>
-      <w:pPr>
-        <w:spacing w:before="240"/>
-        <w:rPr>
-          <w:rFonts w:ascii="Roboto" w:eastAsiaTheme="majorEastAsia" w:hAnsi="Roboto" w:cstheme="majorBidi"/>
-          <w:color w:val="2F5496" w:themeColor="accent1" w:themeShade="BF"/>
+        </w:rPr>
+      </w:pPr>
+    </w:p>
+    <w:p>
+      <w:pPr>
+        <w:pStyle w:val="Heading1"/>
+        <w:numPr>
+          <w:ilvl w:val="0"/>
+          <w:numId w:val="25"/>
+        </w:numPr>
+        <w:rPr>
+          <w:b/>
+          <w:bCs/>
           <w:sz w:val="36"/>
           <w:szCs w:val="36"/>
         </w:rPr>
       </w:pPr>
       <w:r>
         <w:rPr>
-          <w:rFonts w:ascii="Roboto" w:eastAsiaTheme="majorEastAsia" w:hAnsi="Roboto" w:cstheme="majorBidi"/>
-          <w:color w:val="2F5496" w:themeColor="accent1" w:themeShade="BF"/>
+          <w:b/>
+          <w:bCs/>
           <w:sz w:val="36"/>
           <w:szCs w:val="36"/>
         </w:rPr>
@@ -1824,16 +1611,12 @@
         <w:textAlignment w:val="baseline"/>
         <w:rPr>
           <w:rFonts w:ascii="Roboto" w:hAnsi="Roboto"/>
-          <w:sz w:val="24"/>
-          <w:szCs w:val="24"/>
-          <w:lang w:eastAsia="zh-CN"/>
-        </w:rPr>
-      </w:pPr>
-      <w:r>
-        <w:rPr>
-          <w:rFonts w:ascii="Roboto" w:hAnsi="Roboto"/>
-          <w:sz w:val="24"/>
-          <w:szCs w:val="24"/>
+          <w:lang w:eastAsia="zh-CN"/>
+        </w:rPr>
+      </w:pPr>
+      <w:r>
+        <w:rPr>
+          <w:rFonts w:ascii="Roboto" w:hAnsi="Roboto"/>
           <w:lang w:eastAsia="zh-CN"/>
         </w:rPr>
         <w:t>The following supervised learning models were implemented and compared:</w:t>
@@ -1841,13 +1624,21 @@
     </w:p>
     <w:p>
       <w:pPr>
+        <w:spacing w:after="0" w:line="240" w:lineRule="auto"/>
+        <w:jc w:val="both"/>
+        <w:textAlignment w:val="baseline"/>
+        <w:rPr>
+          <w:rFonts w:ascii="Roboto" w:hAnsi="Roboto"/>
+          <w:lang w:eastAsia="zh-CN"/>
+        </w:rPr>
+      </w:pPr>
+    </w:p>
+    <w:p>
+      <w:pPr>
         <w:pStyle w:val="Heading2"/>
-        <w:spacing w:before="120" w:after="120"/>
-        <w:rPr>
-          <w:rFonts w:ascii="Roboto" w:hAnsi="Roboto"/>
+        <w:rPr>
           <w:b/>
           <w:bCs/>
-          <w:color w:val="000000" w:themeColor="text1"/>
           <w:sz w:val="28"/>
           <w:szCs w:val="28"/>
           <w:lang w:eastAsia="zh-CN"/>
@@ -1855,15 +1646,22 @@
       </w:pPr>
       <w:r>
         <w:rPr>
-          <w:rFonts w:ascii="Roboto" w:hAnsi="Roboto"/>
           <w:b/>
           <w:bCs/>
-          <w:color w:val="000000" w:themeColor="text1"/>
           <w:sz w:val="28"/>
           <w:szCs w:val="28"/>
           <w:lang w:eastAsia="zh-CN"/>
         </w:rPr>
-        <w:t>Classification Models</w:t>
+        <w:t xml:space="preserve">Classification </w:t>
+      </w:r>
+      <w:r>
+        <w:rPr>
+          <w:b/>
+          <w:bCs/>
+          <w:sz w:val="28"/>
+          <w:szCs w:val="28"/>
+        </w:rPr>
+        <w:t>Models</w:t>
       </w:r>
     </w:p>
     <w:tbl>
@@ -1892,16 +1690,16 @@
             <w:pPr>
               <w:rPr>
                 <w:rFonts w:ascii="Roboto" w:eastAsia="Times New Roman" w:hAnsi="Roboto" w:cs="Times New Roman"/>
-                <w:sz w:val="32"/>
-                <w:szCs w:val="32"/>
+                <w:sz w:val="28"/>
+                <w:szCs w:val="28"/>
                 <w:lang w:eastAsia="zh-CN"/>
               </w:rPr>
             </w:pPr>
             <w:r>
               <w:rPr>
                 <w:rFonts w:ascii="Roboto" w:eastAsia="Times New Roman" w:hAnsi="Roboto" w:cs="Times New Roman"/>
-                <w:sz w:val="32"/>
-                <w:szCs w:val="32"/>
+                <w:sz w:val="28"/>
+                <w:szCs w:val="28"/>
                 <w:lang w:eastAsia="zh-CN"/>
               </w:rPr>
               <w:t>Model</w:t>
@@ -1919,16 +1717,16 @@
               <w:cnfStyle w:val="100000000000" w:firstRow="1" w:lastRow="0" w:firstColumn="0" w:lastColumn="0" w:oddVBand="0" w:evenVBand="0" w:oddHBand="0" w:evenHBand="0" w:firstRowFirstColumn="0" w:firstRowLastColumn="0" w:lastRowFirstColumn="0" w:lastRowLastColumn="0"/>
               <w:rPr>
                 <w:rFonts w:ascii="Roboto" w:eastAsia="Times New Roman" w:hAnsi="Roboto" w:cs="Times New Roman"/>
-                <w:sz w:val="32"/>
-                <w:szCs w:val="32"/>
+                <w:sz w:val="28"/>
+                <w:szCs w:val="28"/>
                 <w:lang w:eastAsia="zh-CN"/>
               </w:rPr>
             </w:pPr>
             <w:r>
               <w:rPr>
                 <w:rFonts w:ascii="Roboto" w:eastAsia="Times New Roman" w:hAnsi="Roboto" w:cs="Times New Roman"/>
-                <w:sz w:val="32"/>
-                <w:szCs w:val="32"/>
+                <w:sz w:val="28"/>
+                <w:szCs w:val="28"/>
                 <w:lang w:eastAsia="zh-CN"/>
               </w:rPr>
               <w:t>Reason</w:t>
@@ -1952,16 +1750,12 @@
             <w:pPr>
               <w:rPr>
                 <w:rFonts w:ascii="Roboto" w:eastAsia="Times New Roman" w:hAnsi="Roboto" w:cs="Times New Roman"/>
-                <w:sz w:val="24"/>
-                <w:szCs w:val="24"/>
                 <w:lang w:eastAsia="zh-CN"/>
               </w:rPr>
             </w:pPr>
             <w:r>
               <w:rPr>
                 <w:rFonts w:ascii="Roboto" w:eastAsia="Times New Roman" w:hAnsi="Roboto" w:cs="Times New Roman"/>
-                <w:sz w:val="24"/>
-                <w:szCs w:val="24"/>
                 <w:lang w:eastAsia="zh-CN"/>
               </w:rPr>
               <w:t>Logistic Regression</w:t>
@@ -1979,16 +1773,12 @@
               <w:cnfStyle w:val="000000100000" w:firstRow="0" w:lastRow="0" w:firstColumn="0" w:lastColumn="0" w:oddVBand="0" w:evenVBand="0" w:oddHBand="1" w:evenHBand="0" w:firstRowFirstColumn="0" w:firstRowLastColumn="0" w:lastRowFirstColumn="0" w:lastRowLastColumn="0"/>
               <w:rPr>
                 <w:rFonts w:ascii="Roboto" w:eastAsia="Times New Roman" w:hAnsi="Roboto" w:cs="Times New Roman"/>
-                <w:sz w:val="24"/>
-                <w:szCs w:val="24"/>
                 <w:lang w:eastAsia="zh-CN"/>
               </w:rPr>
             </w:pPr>
             <w:r>
               <w:rPr>
                 <w:rFonts w:ascii="Roboto" w:eastAsia="Times New Roman" w:hAnsi="Roboto" w:cs="Times New Roman"/>
-                <w:sz w:val="24"/>
-                <w:szCs w:val="24"/>
                 <w:lang w:eastAsia="zh-CN"/>
               </w:rPr>
               <w:t>Baseline linear classifier</w:t>
@@ -2011,16 +1801,12 @@
             <w:pPr>
               <w:rPr>
                 <w:rFonts w:ascii="Roboto" w:eastAsia="Times New Roman" w:hAnsi="Roboto" w:cs="Times New Roman"/>
-                <w:sz w:val="24"/>
-                <w:szCs w:val="24"/>
                 <w:lang w:eastAsia="zh-CN"/>
               </w:rPr>
             </w:pPr>
             <w:r>
               <w:rPr>
                 <w:rFonts w:ascii="Roboto" w:eastAsia="Times New Roman" w:hAnsi="Roboto" w:cs="Times New Roman"/>
-                <w:sz w:val="24"/>
-                <w:szCs w:val="24"/>
                 <w:lang w:eastAsia="zh-CN"/>
               </w:rPr>
               <w:t>K-Nearest Neighbors</w:t>
@@ -2038,16 +1824,12 @@
               <w:cnfStyle w:val="000000000000" w:firstRow="0" w:lastRow="0" w:firstColumn="0" w:lastColumn="0" w:oddVBand="0" w:evenVBand="0" w:oddHBand="0" w:evenHBand="0" w:firstRowFirstColumn="0" w:firstRowLastColumn="0" w:lastRowFirstColumn="0" w:lastRowLastColumn="0"/>
               <w:rPr>
                 <w:rFonts w:ascii="Roboto" w:eastAsia="Times New Roman" w:hAnsi="Roboto" w:cs="Times New Roman"/>
-                <w:sz w:val="24"/>
-                <w:szCs w:val="24"/>
                 <w:lang w:eastAsia="zh-CN"/>
               </w:rPr>
             </w:pPr>
             <w:r>
               <w:rPr>
                 <w:rFonts w:ascii="Roboto" w:eastAsia="Times New Roman" w:hAnsi="Roboto" w:cs="Times New Roman"/>
-                <w:sz w:val="24"/>
-                <w:szCs w:val="24"/>
                 <w:lang w:eastAsia="zh-CN"/>
               </w:rPr>
               <w:t>Distance-based</w:t>
@@ -2071,16 +1853,12 @@
             <w:pPr>
               <w:rPr>
                 <w:rFonts w:ascii="Roboto" w:eastAsia="Times New Roman" w:hAnsi="Roboto" w:cs="Times New Roman"/>
-                <w:sz w:val="24"/>
-                <w:szCs w:val="24"/>
                 <w:lang w:eastAsia="zh-CN"/>
               </w:rPr>
             </w:pPr>
             <w:r>
               <w:rPr>
                 <w:rFonts w:ascii="Roboto" w:eastAsia="Times New Roman" w:hAnsi="Roboto" w:cs="Times New Roman"/>
-                <w:sz w:val="24"/>
-                <w:szCs w:val="24"/>
                 <w:lang w:eastAsia="zh-CN"/>
               </w:rPr>
               <w:t>Decision Tree</w:t>
@@ -2098,16 +1876,12 @@
               <w:cnfStyle w:val="000000100000" w:firstRow="0" w:lastRow="0" w:firstColumn="0" w:lastColumn="0" w:oddVBand="0" w:evenVBand="0" w:oddHBand="1" w:evenHBand="0" w:firstRowFirstColumn="0" w:firstRowLastColumn="0" w:lastRowFirstColumn="0" w:lastRowLastColumn="0"/>
               <w:rPr>
                 <w:rFonts w:ascii="Roboto" w:eastAsia="Times New Roman" w:hAnsi="Roboto" w:cs="Times New Roman"/>
-                <w:sz w:val="24"/>
-                <w:szCs w:val="24"/>
                 <w:lang w:eastAsia="zh-CN"/>
               </w:rPr>
             </w:pPr>
             <w:r>
               <w:rPr>
                 <w:rFonts w:ascii="Roboto" w:eastAsia="Times New Roman" w:hAnsi="Roboto" w:cs="Times New Roman"/>
-                <w:sz w:val="24"/>
-                <w:szCs w:val="24"/>
                 <w:lang w:eastAsia="zh-CN"/>
               </w:rPr>
               <w:t>Nonlinear splits</w:t>
@@ -2130,16 +1904,12 @@
             <w:pPr>
               <w:rPr>
                 <w:rFonts w:ascii="Roboto" w:eastAsia="Times New Roman" w:hAnsi="Roboto" w:cs="Times New Roman"/>
-                <w:sz w:val="24"/>
-                <w:szCs w:val="24"/>
                 <w:lang w:eastAsia="zh-CN"/>
               </w:rPr>
             </w:pPr>
             <w:r>
               <w:rPr>
                 <w:rFonts w:ascii="Roboto" w:eastAsia="Times New Roman" w:hAnsi="Roboto" w:cs="Times New Roman"/>
-                <w:sz w:val="24"/>
-                <w:szCs w:val="24"/>
                 <w:lang w:eastAsia="zh-CN"/>
               </w:rPr>
               <w:t>Random Forest</w:t>
@@ -2157,16 +1927,12 @@
               <w:cnfStyle w:val="000000000000" w:firstRow="0" w:lastRow="0" w:firstColumn="0" w:lastColumn="0" w:oddVBand="0" w:evenVBand="0" w:oddHBand="0" w:evenHBand="0" w:firstRowFirstColumn="0" w:firstRowLastColumn="0" w:lastRowFirstColumn="0" w:lastRowLastColumn="0"/>
               <w:rPr>
                 <w:rFonts w:ascii="Roboto" w:eastAsia="Times New Roman" w:hAnsi="Roboto" w:cs="Times New Roman"/>
-                <w:sz w:val="24"/>
-                <w:szCs w:val="24"/>
                 <w:lang w:eastAsia="zh-CN"/>
               </w:rPr>
             </w:pPr>
             <w:r>
               <w:rPr>
                 <w:rFonts w:ascii="Roboto" w:eastAsia="Times New Roman" w:hAnsi="Roboto" w:cs="Times New Roman"/>
-                <w:sz w:val="24"/>
-                <w:szCs w:val="24"/>
                 <w:lang w:eastAsia="zh-CN"/>
               </w:rPr>
               <w:t>Ensemble</w:t>
@@ -2190,16 +1956,12 @@
             <w:pPr>
               <w:rPr>
                 <w:rFonts w:ascii="Roboto" w:eastAsia="Times New Roman" w:hAnsi="Roboto" w:cs="Times New Roman"/>
-                <w:sz w:val="24"/>
-                <w:szCs w:val="24"/>
                 <w:lang w:eastAsia="zh-CN"/>
               </w:rPr>
             </w:pPr>
             <w:r>
               <w:rPr>
                 <w:rFonts w:ascii="Roboto" w:eastAsia="Times New Roman" w:hAnsi="Roboto" w:cs="Times New Roman"/>
-                <w:sz w:val="24"/>
-                <w:szCs w:val="24"/>
                 <w:lang w:eastAsia="zh-CN"/>
               </w:rPr>
               <w:t>Gradient Boosting</w:t>
@@ -2217,16 +1979,12 @@
               <w:cnfStyle w:val="000000100000" w:firstRow="0" w:lastRow="0" w:firstColumn="0" w:lastColumn="0" w:oddVBand="0" w:evenVBand="0" w:oddHBand="1" w:evenHBand="0" w:firstRowFirstColumn="0" w:firstRowLastColumn="0" w:lastRowFirstColumn="0" w:lastRowLastColumn="0"/>
               <w:rPr>
                 <w:rFonts w:ascii="Roboto" w:eastAsia="Times New Roman" w:hAnsi="Roboto" w:cs="Times New Roman"/>
-                <w:sz w:val="24"/>
-                <w:szCs w:val="24"/>
                 <w:lang w:eastAsia="zh-CN"/>
               </w:rPr>
             </w:pPr>
             <w:r>
               <w:rPr>
                 <w:rFonts w:ascii="Roboto" w:eastAsia="Times New Roman" w:hAnsi="Roboto" w:cs="Times New Roman"/>
-                <w:sz w:val="24"/>
-                <w:szCs w:val="24"/>
                 <w:lang w:eastAsia="zh-CN"/>
               </w:rPr>
               <w:t>Strong ensemble</w:t>
@@ -2249,16 +2007,12 @@
             <w:pPr>
               <w:rPr>
                 <w:rFonts w:ascii="Roboto" w:eastAsia="Times New Roman" w:hAnsi="Roboto" w:cs="Times New Roman"/>
-                <w:sz w:val="24"/>
-                <w:szCs w:val="24"/>
                 <w:lang w:eastAsia="zh-CN"/>
               </w:rPr>
             </w:pPr>
             <w:r>
               <w:rPr>
                 <w:rFonts w:ascii="Roboto" w:eastAsia="Times New Roman" w:hAnsi="Roboto" w:cs="Times New Roman"/>
-                <w:sz w:val="24"/>
-                <w:szCs w:val="24"/>
                 <w:lang w:eastAsia="zh-CN"/>
               </w:rPr>
               <w:t>Neural Network (MLP)</w:t>
@@ -2276,16 +2030,12 @@
               <w:cnfStyle w:val="000000000000" w:firstRow="0" w:lastRow="0" w:firstColumn="0" w:lastColumn="0" w:oddVBand="0" w:evenVBand="0" w:oddHBand="0" w:evenHBand="0" w:firstRowFirstColumn="0" w:firstRowLastColumn="0" w:lastRowFirstColumn="0" w:lastRowLastColumn="0"/>
               <w:rPr>
                 <w:rFonts w:ascii="Roboto" w:eastAsia="Times New Roman" w:hAnsi="Roboto" w:cs="Times New Roman"/>
-                <w:sz w:val="24"/>
-                <w:szCs w:val="24"/>
                 <w:lang w:eastAsia="zh-CN"/>
               </w:rPr>
             </w:pPr>
             <w:r>
               <w:rPr>
                 <w:rFonts w:ascii="Roboto" w:eastAsia="Times New Roman" w:hAnsi="Roboto" w:cs="Times New Roman"/>
-                <w:sz w:val="24"/>
-                <w:szCs w:val="24"/>
                 <w:lang w:eastAsia="zh-CN"/>
               </w:rPr>
               <w:t>Deep learning comparison</w:t>
@@ -2305,16 +2055,12 @@
         <w:rPr>
           <w:rFonts w:ascii="Roboto" w:eastAsia="Calibri" w:hAnsi="Roboto" w:cs="Helvetica"/>
           <w:color w:val="333333"/>
-          <w:sz w:val="24"/>
-          <w:szCs w:val="24"/>
         </w:rPr>
       </w:pPr>
       <w:r>
         <w:rPr>
           <w:rFonts w:ascii="Roboto" w:eastAsia="Calibri" w:hAnsi="Roboto" w:cs="Helvetica"/>
           <w:color w:val="333333"/>
-          <w:sz w:val="24"/>
-          <w:szCs w:val="24"/>
         </w:rPr>
         <w:tab/>
       </w:r>
@@ -2322,26 +2068,19 @@
     <w:p>
       <w:pPr>
         <w:pStyle w:val="Heading2"/>
-        <w:spacing w:before="120" w:after="120"/>
-        <w:rPr>
-          <w:rFonts w:ascii="Roboto" w:hAnsi="Roboto"/>
+        <w:rPr>
           <w:b/>
           <w:bCs/>
-          <w:color w:val="000000" w:themeColor="text1"/>
           <w:sz w:val="28"/>
           <w:szCs w:val="28"/>
-          <w:lang w:eastAsia="zh-CN"/>
-        </w:rPr>
-      </w:pPr>
-      <w:r>
-        <w:rPr>
-          <w:rFonts w:ascii="Roboto" w:hAnsi="Roboto"/>
+        </w:rPr>
+      </w:pPr>
+      <w:r>
+        <w:rPr>
           <w:b/>
           <w:bCs/>
-          <w:color w:val="000000" w:themeColor="text1"/>
           <w:sz w:val="28"/>
           <w:szCs w:val="28"/>
-          <w:lang w:eastAsia="zh-CN"/>
         </w:rPr>
         <w:t>Regression Models</w:t>
       </w:r>
@@ -2372,16 +2111,16 @@
             <w:pPr>
               <w:rPr>
                 <w:rFonts w:ascii="Roboto" w:eastAsia="Times New Roman" w:hAnsi="Roboto" w:cs="Times New Roman"/>
-                <w:sz w:val="32"/>
-                <w:szCs w:val="32"/>
+                <w:sz w:val="28"/>
+                <w:szCs w:val="28"/>
                 <w:lang w:eastAsia="zh-CN"/>
               </w:rPr>
             </w:pPr>
             <w:r>
               <w:rPr>
                 <w:rFonts w:ascii="Roboto" w:eastAsia="Times New Roman" w:hAnsi="Roboto" w:cs="Times New Roman"/>
-                <w:sz w:val="32"/>
-                <w:szCs w:val="32"/>
+                <w:sz w:val="28"/>
+                <w:szCs w:val="28"/>
                 <w:lang w:eastAsia="zh-CN"/>
               </w:rPr>
               <w:t>Model</w:t>
@@ -2398,16 +2137,16 @@
               <w:cnfStyle w:val="100000000000" w:firstRow="1" w:lastRow="0" w:firstColumn="0" w:lastColumn="0" w:oddVBand="0" w:evenVBand="0" w:oddHBand="0" w:evenHBand="0" w:firstRowFirstColumn="0" w:firstRowLastColumn="0" w:lastRowFirstColumn="0" w:lastRowLastColumn="0"/>
               <w:rPr>
                 <w:rFonts w:ascii="Roboto" w:eastAsia="Times New Roman" w:hAnsi="Roboto" w:cs="Times New Roman"/>
-                <w:sz w:val="32"/>
-                <w:szCs w:val="32"/>
+                <w:sz w:val="28"/>
+                <w:szCs w:val="28"/>
                 <w:lang w:eastAsia="zh-CN"/>
               </w:rPr>
             </w:pPr>
             <w:r>
               <w:rPr>
                 <w:rFonts w:ascii="Roboto" w:eastAsia="Times New Roman" w:hAnsi="Roboto" w:cs="Times New Roman"/>
-                <w:sz w:val="32"/>
-                <w:szCs w:val="32"/>
+                <w:sz w:val="28"/>
+                <w:szCs w:val="28"/>
                 <w:lang w:eastAsia="zh-CN"/>
               </w:rPr>
               <w:t>Reason</w:t>
@@ -2431,16 +2170,12 @@
             <w:pPr>
               <w:rPr>
                 <w:rFonts w:ascii="Roboto" w:eastAsia="Times New Roman" w:hAnsi="Roboto" w:cs="Times New Roman"/>
-                <w:sz w:val="24"/>
-                <w:szCs w:val="24"/>
                 <w:lang w:eastAsia="zh-CN"/>
               </w:rPr>
             </w:pPr>
             <w:r>
               <w:rPr>
                 <w:rFonts w:ascii="Roboto" w:hAnsi="Roboto"/>
-                <w:sz w:val="24"/>
-                <w:szCs w:val="24"/>
               </w:rPr>
               <w:t>Linear Regression</w:t>
             </w:r>
@@ -2456,16 +2191,12 @@
               <w:cnfStyle w:val="000000100000" w:firstRow="0" w:lastRow="0" w:firstColumn="0" w:lastColumn="0" w:oddVBand="0" w:evenVBand="0" w:oddHBand="1" w:evenHBand="0" w:firstRowFirstColumn="0" w:firstRowLastColumn="0" w:lastRowFirstColumn="0" w:lastRowLastColumn="0"/>
               <w:rPr>
                 <w:rFonts w:ascii="Roboto" w:eastAsia="Times New Roman" w:hAnsi="Roboto" w:cs="Times New Roman"/>
-                <w:sz w:val="24"/>
-                <w:szCs w:val="24"/>
                 <w:lang w:eastAsia="zh-CN"/>
               </w:rPr>
             </w:pPr>
             <w:r>
               <w:rPr>
                 <w:rFonts w:ascii="Roboto" w:hAnsi="Roboto"/>
-                <w:sz w:val="24"/>
-                <w:szCs w:val="24"/>
               </w:rPr>
               <w:t>Baseline</w:t>
             </w:r>
@@ -2487,16 +2218,12 @@
             <w:pPr>
               <w:rPr>
                 <w:rFonts w:ascii="Roboto" w:eastAsia="Times New Roman" w:hAnsi="Roboto" w:cs="Times New Roman"/>
-                <w:sz w:val="24"/>
-                <w:szCs w:val="24"/>
                 <w:lang w:eastAsia="zh-CN"/>
               </w:rPr>
             </w:pPr>
             <w:r>
               <w:rPr>
                 <w:rFonts w:ascii="Roboto" w:hAnsi="Roboto"/>
-                <w:sz w:val="24"/>
-                <w:szCs w:val="24"/>
               </w:rPr>
               <w:t>Ridge/Lasso</w:t>
             </w:r>
@@ -2512,16 +2239,12 @@
               <w:cnfStyle w:val="000000000000" w:firstRow="0" w:lastRow="0" w:firstColumn="0" w:lastColumn="0" w:oddVBand="0" w:evenVBand="0" w:oddHBand="0" w:evenHBand="0" w:firstRowFirstColumn="0" w:firstRowLastColumn="0" w:lastRowFirstColumn="0" w:lastRowLastColumn="0"/>
               <w:rPr>
                 <w:rFonts w:ascii="Roboto" w:eastAsia="Times New Roman" w:hAnsi="Roboto" w:cs="Times New Roman"/>
-                <w:sz w:val="24"/>
-                <w:szCs w:val="24"/>
                 <w:lang w:eastAsia="zh-CN"/>
               </w:rPr>
             </w:pPr>
             <w:r>
               <w:rPr>
                 <w:rFonts w:ascii="Roboto" w:hAnsi="Roboto"/>
-                <w:sz w:val="24"/>
-                <w:szCs w:val="24"/>
               </w:rPr>
               <w:t>Regularization</w:t>
             </w:r>
@@ -2544,16 +2267,12 @@
             <w:pPr>
               <w:rPr>
                 <w:rFonts w:ascii="Roboto" w:eastAsia="Times New Roman" w:hAnsi="Roboto" w:cs="Times New Roman"/>
-                <w:sz w:val="24"/>
-                <w:szCs w:val="24"/>
                 <w:lang w:eastAsia="zh-CN"/>
               </w:rPr>
             </w:pPr>
             <w:r>
               <w:rPr>
                 <w:rFonts w:ascii="Roboto" w:hAnsi="Roboto"/>
-                <w:sz w:val="24"/>
-                <w:szCs w:val="24"/>
               </w:rPr>
               <w:t>Decision Tree Regressor</w:t>
             </w:r>
@@ -2569,16 +2288,12 @@
               <w:cnfStyle w:val="000000100000" w:firstRow="0" w:lastRow="0" w:firstColumn="0" w:lastColumn="0" w:oddVBand="0" w:evenVBand="0" w:oddHBand="1" w:evenHBand="0" w:firstRowFirstColumn="0" w:firstRowLastColumn="0" w:lastRowFirstColumn="0" w:lastRowLastColumn="0"/>
               <w:rPr>
                 <w:rFonts w:ascii="Roboto" w:eastAsia="Times New Roman" w:hAnsi="Roboto" w:cs="Times New Roman"/>
-                <w:sz w:val="24"/>
-                <w:szCs w:val="24"/>
                 <w:lang w:eastAsia="zh-CN"/>
               </w:rPr>
             </w:pPr>
             <w:r>
               <w:rPr>
                 <w:rFonts w:ascii="Roboto" w:hAnsi="Roboto"/>
-                <w:sz w:val="24"/>
-                <w:szCs w:val="24"/>
               </w:rPr>
               <w:t>Nonlinear</w:t>
             </w:r>
@@ -2600,16 +2315,12 @@
             <w:pPr>
               <w:rPr>
                 <w:rFonts w:ascii="Roboto" w:eastAsia="Times New Roman" w:hAnsi="Roboto" w:cs="Times New Roman"/>
-                <w:sz w:val="24"/>
-                <w:szCs w:val="24"/>
                 <w:lang w:eastAsia="zh-CN"/>
               </w:rPr>
             </w:pPr>
             <w:r>
               <w:rPr>
                 <w:rFonts w:ascii="Roboto" w:hAnsi="Roboto"/>
-                <w:sz w:val="24"/>
-                <w:szCs w:val="24"/>
               </w:rPr>
               <w:t>Random Forest Regressor</w:t>
             </w:r>
@@ -2625,16 +2336,12 @@
               <w:cnfStyle w:val="000000000000" w:firstRow="0" w:lastRow="0" w:firstColumn="0" w:lastColumn="0" w:oddVBand="0" w:evenVBand="0" w:oddHBand="0" w:evenHBand="0" w:firstRowFirstColumn="0" w:firstRowLastColumn="0" w:lastRowFirstColumn="0" w:lastRowLastColumn="0"/>
               <w:rPr>
                 <w:rFonts w:ascii="Roboto" w:eastAsia="Times New Roman" w:hAnsi="Roboto" w:cs="Times New Roman"/>
-                <w:sz w:val="24"/>
-                <w:szCs w:val="24"/>
                 <w:lang w:eastAsia="zh-CN"/>
               </w:rPr>
             </w:pPr>
             <w:r>
               <w:rPr>
                 <w:rFonts w:ascii="Roboto" w:hAnsi="Roboto"/>
-                <w:sz w:val="24"/>
-                <w:szCs w:val="24"/>
               </w:rPr>
               <w:t>Ensemble</w:t>
             </w:r>
@@ -2657,16 +2364,12 @@
             <w:pPr>
               <w:rPr>
                 <w:rFonts w:ascii="Roboto" w:eastAsia="Times New Roman" w:hAnsi="Roboto" w:cs="Times New Roman"/>
-                <w:sz w:val="24"/>
-                <w:szCs w:val="24"/>
                 <w:lang w:eastAsia="zh-CN"/>
               </w:rPr>
             </w:pPr>
             <w:r>
               <w:rPr>
                 <w:rFonts w:ascii="Roboto" w:hAnsi="Roboto"/>
-                <w:sz w:val="24"/>
-                <w:szCs w:val="24"/>
               </w:rPr>
               <w:t>Gradient Boosting Regressor</w:t>
             </w:r>
@@ -2682,16 +2385,12 @@
               <w:cnfStyle w:val="000000100000" w:firstRow="0" w:lastRow="0" w:firstColumn="0" w:lastColumn="0" w:oddVBand="0" w:evenVBand="0" w:oddHBand="1" w:evenHBand="0" w:firstRowFirstColumn="0" w:firstRowLastColumn="0" w:lastRowFirstColumn="0" w:lastRowLastColumn="0"/>
               <w:rPr>
                 <w:rFonts w:ascii="Roboto" w:eastAsia="Times New Roman" w:hAnsi="Roboto" w:cs="Times New Roman"/>
-                <w:sz w:val="24"/>
-                <w:szCs w:val="24"/>
                 <w:lang w:eastAsia="zh-CN"/>
               </w:rPr>
             </w:pPr>
             <w:r>
               <w:rPr>
                 <w:rFonts w:ascii="Roboto" w:hAnsi="Roboto"/>
-                <w:sz w:val="24"/>
-                <w:szCs w:val="24"/>
               </w:rPr>
               <w:t>High performance</w:t>
             </w:r>
@@ -2713,16 +2412,12 @@
             <w:pPr>
               <w:rPr>
                 <w:rFonts w:ascii="Roboto" w:eastAsia="Times New Roman" w:hAnsi="Roboto" w:cs="Times New Roman"/>
-                <w:sz w:val="24"/>
-                <w:szCs w:val="24"/>
                 <w:lang w:eastAsia="zh-CN"/>
               </w:rPr>
             </w:pPr>
             <w:r>
               <w:rPr>
                 <w:rFonts w:ascii="Roboto" w:hAnsi="Roboto"/>
-                <w:sz w:val="24"/>
-                <w:szCs w:val="24"/>
               </w:rPr>
               <w:t>Neural Network Regressor</w:t>
             </w:r>
@@ -2738,16 +2433,12 @@
               <w:cnfStyle w:val="000000000000" w:firstRow="0" w:lastRow="0" w:firstColumn="0" w:lastColumn="0" w:oddVBand="0" w:evenVBand="0" w:oddHBand="0" w:evenHBand="0" w:firstRowFirstColumn="0" w:firstRowLastColumn="0" w:lastRowFirstColumn="0" w:lastRowLastColumn="0"/>
               <w:rPr>
                 <w:rFonts w:ascii="Roboto" w:eastAsia="Times New Roman" w:hAnsi="Roboto" w:cs="Times New Roman"/>
-                <w:sz w:val="24"/>
-                <w:szCs w:val="24"/>
                 <w:lang w:eastAsia="zh-CN"/>
               </w:rPr>
             </w:pPr>
             <w:r>
               <w:rPr>
                 <w:rFonts w:ascii="Roboto" w:hAnsi="Roboto"/>
-                <w:sz w:val="24"/>
-                <w:szCs w:val="24"/>
               </w:rPr>
               <w:t>Deep learning</w:t>
             </w:r>
@@ -2763,8 +2454,6 @@
         <w:rPr>
           <w:rFonts w:ascii="Roboto" w:eastAsia="Calibri" w:hAnsi="Roboto" w:cs="Helvetica"/>
           <w:color w:val="333333"/>
-          <w:sz w:val="24"/>
-          <w:szCs w:val="24"/>
         </w:rPr>
       </w:pPr>
     </w:p>
@@ -2776,25 +2465,27 @@
         <w:rPr>
           <w:rFonts w:ascii="Roboto" w:eastAsia="Calibri" w:hAnsi="Roboto" w:cs="Helvetica"/>
           <w:color w:val="333333"/>
-          <w:sz w:val="24"/>
-          <w:szCs w:val="24"/>
-        </w:rPr>
-      </w:pPr>
-    </w:p>
-    <w:p>
-      <w:pPr>
-        <w:spacing w:before="240"/>
-        <w:rPr>
-          <w:rFonts w:ascii="Roboto" w:eastAsiaTheme="majorEastAsia" w:hAnsi="Roboto" w:cstheme="majorBidi"/>
-          <w:color w:val="2F5496" w:themeColor="accent1" w:themeShade="BF"/>
+        </w:rPr>
+      </w:pPr>
+    </w:p>
+    <w:p>
+      <w:pPr>
+        <w:pStyle w:val="Heading1"/>
+        <w:numPr>
+          <w:ilvl w:val="0"/>
+          <w:numId w:val="25"/>
+        </w:numPr>
+        <w:rPr>
+          <w:b/>
+          <w:bCs/>
           <w:sz w:val="36"/>
           <w:szCs w:val="36"/>
         </w:rPr>
       </w:pPr>
       <w:r>
         <w:rPr>
-          <w:rFonts w:ascii="Roboto" w:eastAsiaTheme="majorEastAsia" w:hAnsi="Roboto" w:cstheme="majorBidi"/>
-          <w:color w:val="2F5496" w:themeColor="accent1" w:themeShade="BF"/>
+          <w:b/>
+          <w:bCs/>
           <w:sz w:val="36"/>
           <w:szCs w:val="36"/>
         </w:rPr>
@@ -2808,16 +2499,12 @@
         <w:textAlignment w:val="baseline"/>
         <w:rPr>
           <w:rFonts w:ascii="Roboto" w:hAnsi="Roboto"/>
-          <w:sz w:val="24"/>
-          <w:szCs w:val="24"/>
-          <w:lang w:eastAsia="zh-CN"/>
-        </w:rPr>
-      </w:pPr>
-      <w:r>
-        <w:rPr>
-          <w:rFonts w:ascii="Roboto" w:hAnsi="Roboto"/>
-          <w:sz w:val="24"/>
-          <w:szCs w:val="24"/>
+          <w:lang w:eastAsia="zh-CN"/>
+        </w:rPr>
+      </w:pPr>
+      <w:r>
+        <w:rPr>
+          <w:rFonts w:ascii="Roboto" w:hAnsi="Roboto"/>
           <w:lang w:eastAsia="zh-CN"/>
         </w:rPr>
         <w:t xml:space="preserve">The model selection criteria were based on the highest classification </w:t>
@@ -2826,8 +2513,6 @@
       <w:r>
         <w:rPr>
           <w:rFonts w:ascii="Roboto" w:hAnsi="Roboto"/>
-          <w:sz w:val="24"/>
-          <w:szCs w:val="24"/>
           <w:lang w:eastAsia="zh-CN"/>
         </w:rPr>
         <w:t>accuracy, and</w:t>
@@ -2836,8 +2521,6 @@
       <w:r>
         <w:rPr>
           <w:rFonts w:ascii="Roboto" w:hAnsi="Roboto"/>
-          <w:sz w:val="24"/>
-          <w:szCs w:val="24"/>
           <w:lang w:eastAsia="zh-CN"/>
         </w:rPr>
         <w:t xml:space="preserve"> lowest regression </w:t>
@@ -2846,8 +2529,6 @@
       <w:r>
         <w:rPr>
           <w:rFonts w:ascii="Roboto" w:hAnsi="Roboto"/>
-          <w:sz w:val="24"/>
-          <w:szCs w:val="24"/>
           <w:lang w:eastAsia="zh-CN"/>
         </w:rPr>
         <w:t>RMSE, and</w:t>
@@ -2856,8 +2537,6 @@
       <w:r>
         <w:rPr>
           <w:rFonts w:ascii="Roboto" w:hAnsi="Roboto"/>
-          <w:sz w:val="24"/>
-          <w:szCs w:val="24"/>
           <w:lang w:eastAsia="zh-CN"/>
         </w:rPr>
         <w:t xml:space="preserve"> stability across folds and interpretability</w:t>
@@ -2865,28 +2544,34 @@
     </w:p>
     <w:p>
       <w:pPr>
+        <w:spacing w:after="0" w:line="240" w:lineRule="auto"/>
+        <w:jc w:val="both"/>
+        <w:textAlignment w:val="baseline"/>
+        <w:rPr>
+          <w:rFonts w:ascii="Roboto" w:hAnsi="Roboto"/>
+          <w:lang w:eastAsia="zh-CN"/>
+        </w:rPr>
+      </w:pPr>
+    </w:p>
+    <w:p>
+      <w:pPr>
         <w:pStyle w:val="Heading2"/>
-        <w:spacing w:before="120" w:after="120"/>
-        <w:rPr>
-          <w:rFonts w:ascii="Roboto" w:hAnsi="Roboto"/>
+        <w:rPr>
           <w:b/>
           <w:bCs/>
-          <w:color w:val="000000" w:themeColor="text1"/>
           <w:sz w:val="28"/>
           <w:szCs w:val="28"/>
-          <w:lang w:eastAsia="zh-CN"/>
-        </w:rPr>
-      </w:pPr>
-      <w:r>
-        <w:rPr>
-          <w:rFonts w:ascii="Roboto" w:hAnsi="Roboto"/>
+        </w:rPr>
+      </w:pPr>
+      <w:r>
+        <w:rPr>
           <w:b/>
           <w:bCs/>
-          <w:color w:val="000000" w:themeColor="text1"/>
           <w:sz w:val="28"/>
           <w:szCs w:val="28"/>
           <w:lang w:eastAsia="zh-CN"/>
         </w:rPr>
+        <w:lastRenderedPageBreak/>
         <w:t>Classification Metrics</w:t>
       </w:r>
     </w:p>
@@ -2905,16 +2590,12 @@
         <w:rPr>
           <w:rFonts w:ascii="Roboto" w:eastAsia="Calibri" w:hAnsi="Roboto" w:cs="Helvetica"/>
           <w:color w:val="333333"/>
-          <w:sz w:val="24"/>
-          <w:szCs w:val="24"/>
         </w:rPr>
       </w:pPr>
       <w:r>
         <w:rPr>
           <w:rFonts w:ascii="Roboto" w:eastAsia="Calibri" w:hAnsi="Roboto" w:cs="Helvetica"/>
           <w:color w:val="333333"/>
-          <w:sz w:val="24"/>
-          <w:szCs w:val="24"/>
         </w:rPr>
         <w:t>Accuracy</w:t>
       </w:r>
@@ -2934,16 +2615,12 @@
         <w:rPr>
           <w:rFonts w:ascii="Roboto" w:eastAsia="Calibri" w:hAnsi="Roboto" w:cs="Helvetica"/>
           <w:color w:val="333333"/>
-          <w:sz w:val="24"/>
-          <w:szCs w:val="24"/>
         </w:rPr>
       </w:pPr>
       <w:r>
         <w:rPr>
           <w:rFonts w:ascii="Roboto" w:eastAsia="Calibri" w:hAnsi="Roboto" w:cs="Helvetica"/>
           <w:color w:val="333333"/>
-          <w:sz w:val="24"/>
-          <w:szCs w:val="24"/>
         </w:rPr>
         <w:t>Precision</w:t>
       </w:r>
@@ -2963,16 +2640,12 @@
         <w:rPr>
           <w:rFonts w:ascii="Roboto" w:eastAsia="Calibri" w:hAnsi="Roboto" w:cs="Helvetica"/>
           <w:color w:val="333333"/>
-          <w:sz w:val="24"/>
-          <w:szCs w:val="24"/>
         </w:rPr>
       </w:pPr>
       <w:r>
         <w:rPr>
           <w:rFonts w:ascii="Roboto" w:eastAsia="Calibri" w:hAnsi="Roboto" w:cs="Helvetica"/>
           <w:color w:val="333333"/>
-          <w:sz w:val="24"/>
-          <w:szCs w:val="24"/>
         </w:rPr>
         <w:t>Recall</w:t>
       </w:r>
@@ -2992,16 +2665,12 @@
         <w:rPr>
           <w:rFonts w:ascii="Roboto" w:eastAsia="Calibri" w:hAnsi="Roboto" w:cs="Helvetica"/>
           <w:color w:val="333333"/>
-          <w:sz w:val="24"/>
-          <w:szCs w:val="24"/>
         </w:rPr>
       </w:pPr>
       <w:r>
         <w:rPr>
           <w:rFonts w:ascii="Roboto" w:eastAsia="Calibri" w:hAnsi="Roboto" w:cs="Helvetica"/>
           <w:color w:val="333333"/>
-          <w:sz w:val="24"/>
-          <w:szCs w:val="24"/>
         </w:rPr>
         <w:t>F1 Score</w:t>
       </w:r>
@@ -3021,44 +2690,46 @@
         <w:rPr>
           <w:rFonts w:ascii="Roboto" w:eastAsia="Calibri" w:hAnsi="Roboto" w:cs="Helvetica"/>
           <w:color w:val="333333"/>
-          <w:sz w:val="24"/>
-          <w:szCs w:val="24"/>
         </w:rPr>
       </w:pPr>
       <w:r>
         <w:rPr>
           <w:rFonts w:ascii="Roboto" w:eastAsia="Calibri" w:hAnsi="Roboto" w:cs="Helvetica"/>
           <w:color w:val="333333"/>
-          <w:sz w:val="24"/>
-          <w:szCs w:val="24"/>
-        </w:rPr>
-        <w:lastRenderedPageBreak/>
+        </w:rPr>
         <w:t>Confusion Matrix</w:t>
       </w:r>
     </w:p>
     <w:p>
       <w:pPr>
+        <w:pStyle w:val="ListParagraph"/>
+        <w:tabs>
+          <w:tab w:val="left" w:pos="5970"/>
+        </w:tabs>
+        <w:spacing w:after="0" w:line="240" w:lineRule="auto"/>
+        <w:textAlignment w:val="baseline"/>
+        <w:rPr>
+          <w:rFonts w:ascii="Roboto" w:eastAsia="Calibri" w:hAnsi="Roboto" w:cs="Helvetica"/>
+          <w:color w:val="333333"/>
+        </w:rPr>
+      </w:pPr>
+    </w:p>
+    <w:p>
+      <w:pPr>
         <w:pStyle w:val="Heading2"/>
-        <w:spacing w:before="120" w:after="120"/>
-        <w:rPr>
-          <w:rFonts w:ascii="Roboto" w:hAnsi="Roboto"/>
+        <w:rPr>
           <w:b/>
           <w:bCs/>
-          <w:color w:val="000000" w:themeColor="text1"/>
           <w:sz w:val="28"/>
           <w:szCs w:val="28"/>
-          <w:lang w:eastAsia="zh-CN"/>
-        </w:rPr>
-      </w:pPr>
-      <w:r>
-        <w:rPr>
-          <w:rFonts w:ascii="Roboto" w:hAnsi="Roboto"/>
+        </w:rPr>
+      </w:pPr>
+      <w:r>
+        <w:rPr>
           <w:b/>
           <w:bCs/>
-          <w:color w:val="000000" w:themeColor="text1"/>
           <w:sz w:val="28"/>
           <w:szCs w:val="28"/>
-          <w:lang w:eastAsia="zh-CN"/>
         </w:rPr>
         <w:t>Regression Models</w:t>
       </w:r>
@@ -3076,16 +2747,12 @@
         <w:rPr>
           <w:rFonts w:ascii="Roboto" w:eastAsia="Calibri" w:hAnsi="Roboto" w:cs="Helvetica"/>
           <w:color w:val="333333"/>
-          <w:sz w:val="24"/>
-          <w:szCs w:val="24"/>
         </w:rPr>
       </w:pPr>
       <w:r>
         <w:rPr>
           <w:rFonts w:ascii="Roboto" w:eastAsia="Calibri" w:hAnsi="Roboto" w:cs="Helvetica"/>
           <w:color w:val="333333"/>
-          <w:sz w:val="24"/>
-          <w:szCs w:val="24"/>
         </w:rPr>
         <w:t>Mean Absolute Error (MAE)</w:t>
       </w:r>
@@ -3103,16 +2770,12 @@
         <w:rPr>
           <w:rFonts w:ascii="Roboto" w:eastAsia="Calibri" w:hAnsi="Roboto" w:cs="Helvetica"/>
           <w:color w:val="333333"/>
-          <w:sz w:val="24"/>
-          <w:szCs w:val="24"/>
         </w:rPr>
       </w:pPr>
       <w:r>
         <w:rPr>
           <w:rFonts w:ascii="Roboto" w:eastAsia="Calibri" w:hAnsi="Roboto" w:cs="Helvetica"/>
           <w:color w:val="333333"/>
-          <w:sz w:val="24"/>
-          <w:szCs w:val="24"/>
         </w:rPr>
         <w:t>Root Mean Square Error (RMSE)</w:t>
       </w:r>
@@ -3130,34 +2793,46 @@
         <w:rPr>
           <w:rFonts w:ascii="Roboto" w:eastAsia="Calibri" w:hAnsi="Roboto" w:cs="Helvetica"/>
           <w:color w:val="333333"/>
-          <w:sz w:val="24"/>
-          <w:szCs w:val="24"/>
         </w:rPr>
       </w:pPr>
       <w:r>
         <w:rPr>
           <w:rFonts w:ascii="Roboto" w:eastAsia="Calibri" w:hAnsi="Roboto" w:cs="Helvetica"/>
           <w:color w:val="333333"/>
-          <w:sz w:val="24"/>
-          <w:szCs w:val="24"/>
         </w:rPr>
         <w:t>R2 Score</w:t>
       </w:r>
     </w:p>
     <w:p>
       <w:pPr>
-        <w:spacing w:before="240"/>
-        <w:rPr>
-          <w:rFonts w:ascii="Roboto" w:eastAsiaTheme="majorEastAsia" w:hAnsi="Roboto" w:cstheme="majorBidi"/>
-          <w:color w:val="2F5496" w:themeColor="accent1" w:themeShade="BF"/>
+        <w:pStyle w:val="ListParagraph"/>
+        <w:spacing w:after="0" w:line="240" w:lineRule="auto"/>
+        <w:jc w:val="both"/>
+        <w:textAlignment w:val="baseline"/>
+        <w:rPr>
+          <w:rFonts w:ascii="Roboto" w:eastAsia="Calibri" w:hAnsi="Roboto" w:cs="Helvetica"/>
+          <w:color w:val="333333"/>
+        </w:rPr>
+      </w:pPr>
+    </w:p>
+    <w:p>
+      <w:pPr>
+        <w:pStyle w:val="Heading1"/>
+        <w:numPr>
+          <w:ilvl w:val="0"/>
+          <w:numId w:val="25"/>
+        </w:numPr>
+        <w:rPr>
+          <w:b/>
+          <w:bCs/>
           <w:sz w:val="36"/>
           <w:szCs w:val="36"/>
         </w:rPr>
       </w:pPr>
       <w:r>
         <w:rPr>
-          <w:rFonts w:ascii="Roboto" w:eastAsiaTheme="majorEastAsia" w:hAnsi="Roboto" w:cstheme="majorBidi"/>
-          <w:color w:val="2F5496" w:themeColor="accent1" w:themeShade="BF"/>
+          <w:b/>
+          <w:bCs/>
           <w:sz w:val="36"/>
           <w:szCs w:val="36"/>
         </w:rPr>
@@ -3172,16 +2847,12 @@
         <w:rPr>
           <w:rFonts w:ascii="Roboto" w:eastAsia="Calibri" w:hAnsi="Roboto" w:cs="Helvetica"/>
           <w:color w:val="333333"/>
-          <w:sz w:val="24"/>
-          <w:szCs w:val="24"/>
         </w:rPr>
       </w:pPr>
       <w:r>
         <w:rPr>
           <w:rFonts w:ascii="Roboto" w:eastAsia="Calibri" w:hAnsi="Roboto" w:cs="Helvetica"/>
           <w:color w:val="333333"/>
-          <w:sz w:val="24"/>
-          <w:szCs w:val="24"/>
         </w:rPr>
         <w:t>Modern 5G networks reply on directional beams to deliver high-speed wireless connectivity. However, identifying the best beam direction requires repeated scanning, which increases delay and reduces efficiency.</w:t>
       </w:r>
@@ -3194,16 +2865,12 @@
         <w:rPr>
           <w:rFonts w:ascii="Roboto" w:eastAsia="Calibri" w:hAnsi="Roboto" w:cs="Helvetica"/>
           <w:color w:val="333333"/>
-          <w:sz w:val="24"/>
-          <w:szCs w:val="24"/>
         </w:rPr>
       </w:pPr>
       <w:r>
         <w:rPr>
           <w:rFonts w:ascii="Roboto" w:eastAsia="Calibri" w:hAnsi="Roboto" w:cs="Helvetica"/>
           <w:color w:val="333333"/>
-          <w:sz w:val="24"/>
-          <w:szCs w:val="24"/>
         </w:rPr>
         <w:t>In this project, we developed ML models that predict the best beaming direction using wireless channel data. We compared several models including logistic regression, decision trees, random forests, gradient boosting and neural networks.</w:t>
       </w:r>
@@ -3216,16 +2883,12 @@
         <w:rPr>
           <w:rFonts w:ascii="Roboto" w:eastAsia="Calibri" w:hAnsi="Roboto" w:cs="Helvetica"/>
           <w:color w:val="333333"/>
-          <w:sz w:val="24"/>
-          <w:szCs w:val="24"/>
         </w:rPr>
       </w:pPr>
       <w:r>
         <w:rPr>
           <w:rFonts w:ascii="Roboto" w:eastAsia="Calibri" w:hAnsi="Roboto" w:cs="Helvetica"/>
           <w:color w:val="333333"/>
-          <w:sz w:val="24"/>
-          <w:szCs w:val="24"/>
         </w:rPr>
         <w:t>Our findings show that ensemble models such as Random Forest and Gradient Boosting significantly outperform traditional linear methods. These models can predict optimal beam directions with high accuracy and estimate signal strength with low prediction error.</w:t>
       </w:r>
@@ -3238,16 +2901,12 @@
         <w:rPr>
           <w:rFonts w:ascii="Roboto" w:eastAsia="Calibri" w:hAnsi="Roboto" w:cs="Helvetica"/>
           <w:color w:val="333333"/>
-          <w:sz w:val="24"/>
-          <w:szCs w:val="24"/>
         </w:rPr>
       </w:pPr>
       <w:r>
         <w:rPr>
           <w:rFonts w:ascii="Roboto" w:eastAsia="Calibri" w:hAnsi="Roboto" w:cs="Helvetica"/>
           <w:color w:val="333333"/>
-          <w:sz w:val="24"/>
-          <w:szCs w:val="24"/>
         </w:rPr>
         <w:t>By replacing exhaustive beaming searching with intelligent prediction, wireless systems can reduce latency, improve spectral efficiency, and better support next-generation applications such as autonomous vehicles and augmented reality.</w:t>
       </w:r>
@@ -4617,6 +4276,92 @@
     </w:lvl>
   </w:abstractNum>
   <w:abstractNum w:abstractNumId="10" w15:restartNumberingAfterBreak="0">
+    <w:nsid w:val="390002B2"/>
+    <w:multiLevelType w:val="hybridMultilevel"/>
+    <w:tmpl w:val="0BAAE6F8"/>
+    <w:lvl w:ilvl="0" w:tplc="0409000F">
+      <w:start w:val="1"/>
+      <w:numFmt w:val="decimal"/>
+      <w:lvlText w:val="%1."/>
+      <w:lvlJc w:val="left"/>
+      <w:pPr>
+        <w:ind w:left="360" w:hanging="360"/>
+      </w:pPr>
+    </w:lvl>
+    <w:lvl w:ilvl="1" w:tplc="04090019" w:tentative="1">
+      <w:start w:val="1"/>
+      <w:numFmt w:val="lowerLetter"/>
+      <w:lvlText w:val="%2."/>
+      <w:lvlJc w:val="left"/>
+      <w:pPr>
+        <w:ind w:left="1440" w:hanging="360"/>
+      </w:pPr>
+    </w:lvl>
+    <w:lvl w:ilvl="2" w:tplc="0409001B" w:tentative="1">
+      <w:start w:val="1"/>
+      <w:numFmt w:val="lowerRoman"/>
+      <w:lvlText w:val="%3."/>
+      <w:lvlJc w:val="right"/>
+      <w:pPr>
+        <w:ind w:left="2160" w:hanging="180"/>
+      </w:pPr>
+    </w:lvl>
+    <w:lvl w:ilvl="3" w:tplc="0409000F" w:tentative="1">
+      <w:start w:val="1"/>
+      <w:numFmt w:val="decimal"/>
+      <w:lvlText w:val="%4."/>
+      <w:lvlJc w:val="left"/>
+      <w:pPr>
+        <w:ind w:left="2880" w:hanging="360"/>
+      </w:pPr>
+    </w:lvl>
+    <w:lvl w:ilvl="4" w:tplc="04090019" w:tentative="1">
+      <w:start w:val="1"/>
+      <w:numFmt w:val="lowerLetter"/>
+      <w:lvlText w:val="%5."/>
+      <w:lvlJc w:val="left"/>
+      <w:pPr>
+        <w:ind w:left="3600" w:hanging="360"/>
+      </w:pPr>
+    </w:lvl>
+    <w:lvl w:ilvl="5" w:tplc="0409001B" w:tentative="1">
+      <w:start w:val="1"/>
+      <w:numFmt w:val="lowerRoman"/>
+      <w:lvlText w:val="%6."/>
+      <w:lvlJc w:val="right"/>
+      <w:pPr>
+        <w:ind w:left="4320" w:hanging="180"/>
+      </w:pPr>
+    </w:lvl>
+    <w:lvl w:ilvl="6" w:tplc="0409000F" w:tentative="1">
+      <w:start w:val="1"/>
+      <w:numFmt w:val="decimal"/>
+      <w:lvlText w:val="%7."/>
+      <w:lvlJc w:val="left"/>
+      <w:pPr>
+        <w:ind w:left="5040" w:hanging="360"/>
+      </w:pPr>
+    </w:lvl>
+    <w:lvl w:ilvl="7" w:tplc="04090019" w:tentative="1">
+      <w:start w:val="1"/>
+      <w:numFmt w:val="lowerLetter"/>
+      <w:lvlText w:val="%8."/>
+      <w:lvlJc w:val="left"/>
+      <w:pPr>
+        <w:ind w:left="5760" w:hanging="360"/>
+      </w:pPr>
+    </w:lvl>
+    <w:lvl w:ilvl="8" w:tplc="0409001B" w:tentative="1">
+      <w:start w:val="1"/>
+      <w:numFmt w:val="lowerRoman"/>
+      <w:lvlText w:val="%9."/>
+      <w:lvlJc w:val="right"/>
+      <w:pPr>
+        <w:ind w:left="6480" w:hanging="180"/>
+      </w:pPr>
+    </w:lvl>
+  </w:abstractNum>
+  <w:abstractNum w:abstractNumId="11" w15:restartNumberingAfterBreak="0">
     <w:nsid w:val="3C5B3D0D"/>
     <w:multiLevelType w:val="hybridMultilevel"/>
     <w:tmpl w:val="DB46A760"/>
@@ -4729,7 +4474,7 @@
       </w:rPr>
     </w:lvl>
   </w:abstractNum>
-  <w:abstractNum w:abstractNumId="11" w15:restartNumberingAfterBreak="0">
+  <w:abstractNum w:abstractNumId="12" w15:restartNumberingAfterBreak="0">
     <w:nsid w:val="497A1611"/>
     <w:multiLevelType w:val="hybridMultilevel"/>
     <w:tmpl w:val="845C2C72"/>
@@ -4842,7 +4587,7 @@
       </w:rPr>
     </w:lvl>
   </w:abstractNum>
-  <w:abstractNum w:abstractNumId="12" w15:restartNumberingAfterBreak="0">
+  <w:abstractNum w:abstractNumId="13" w15:restartNumberingAfterBreak="0">
     <w:nsid w:val="4BC75756"/>
     <w:multiLevelType w:val="multilevel"/>
     <w:tmpl w:val="788AB498"/>
@@ -4959,7 +4704,7 @@
       </w:pPr>
     </w:lvl>
   </w:abstractNum>
-  <w:abstractNum w:abstractNumId="13" w15:restartNumberingAfterBreak="0">
+  <w:abstractNum w:abstractNumId="14" w15:restartNumberingAfterBreak="0">
     <w:nsid w:val="4E6D0112"/>
     <w:multiLevelType w:val="hybridMultilevel"/>
     <w:tmpl w:val="A0CE7BF2"/>
@@ -5072,7 +4817,7 @@
       </w:rPr>
     </w:lvl>
   </w:abstractNum>
-  <w:abstractNum w:abstractNumId="14" w15:restartNumberingAfterBreak="0">
+  <w:abstractNum w:abstractNumId="15" w15:restartNumberingAfterBreak="0">
     <w:nsid w:val="5EF536BC"/>
     <w:multiLevelType w:val="hybridMultilevel"/>
     <w:tmpl w:val="47F8733C"/>
@@ -5161,7 +4906,7 @@
       </w:pPr>
     </w:lvl>
   </w:abstractNum>
-  <w:abstractNum w:abstractNumId="15" w15:restartNumberingAfterBreak="0">
+  <w:abstractNum w:abstractNumId="16" w15:restartNumberingAfterBreak="0">
     <w:nsid w:val="6145638D"/>
     <w:multiLevelType w:val="hybridMultilevel"/>
     <w:tmpl w:val="E0E8DCCE"/>
@@ -5274,7 +5019,7 @@
       </w:rPr>
     </w:lvl>
   </w:abstractNum>
-  <w:abstractNum w:abstractNumId="16" w15:restartNumberingAfterBreak="0">
+  <w:abstractNum w:abstractNumId="17" w15:restartNumberingAfterBreak="0">
     <w:nsid w:val="61AB16D3"/>
     <w:multiLevelType w:val="hybridMultilevel"/>
     <w:tmpl w:val="11148652"/>
@@ -5387,7 +5132,7 @@
       </w:rPr>
     </w:lvl>
   </w:abstractNum>
-  <w:abstractNum w:abstractNumId="17" w15:restartNumberingAfterBreak="0">
+  <w:abstractNum w:abstractNumId="18" w15:restartNumberingAfterBreak="0">
     <w:nsid w:val="691F1081"/>
     <w:multiLevelType w:val="hybridMultilevel"/>
     <w:tmpl w:val="97E25808"/>
@@ -5500,7 +5245,7 @@
       </w:rPr>
     </w:lvl>
   </w:abstractNum>
-  <w:abstractNum w:abstractNumId="18" w15:restartNumberingAfterBreak="0">
+  <w:abstractNum w:abstractNumId="19" w15:restartNumberingAfterBreak="0">
     <w:nsid w:val="7803685E"/>
     <w:multiLevelType w:val="hybridMultilevel"/>
     <w:tmpl w:val="37981784"/>
@@ -5686,7 +5431,7 @@
     <w:abstractNumId w:val="0"/>
   </w:num>
   <w:num w:numId="11" w16cid:durableId="428696506">
-    <w:abstractNumId w:val="14"/>
+    <w:abstractNumId w:val="15"/>
   </w:num>
   <w:num w:numId="12" w16cid:durableId="1552305765">
     <w:abstractNumId w:val="9"/>
@@ -5698,34 +5443,37 @@
     <w:abstractNumId w:val="3"/>
   </w:num>
   <w:num w:numId="15" w16cid:durableId="226109951">
-    <w:abstractNumId w:val="13"/>
+    <w:abstractNumId w:val="14"/>
   </w:num>
   <w:num w:numId="16" w16cid:durableId="1982952930">
     <w:abstractNumId w:val="7"/>
   </w:num>
   <w:num w:numId="17" w16cid:durableId="1722366447">
-    <w:abstractNumId w:val="12"/>
+    <w:abstractNumId w:val="13"/>
   </w:num>
   <w:num w:numId="18" w16cid:durableId="1094399532">
-    <w:abstractNumId w:val="18"/>
+    <w:abstractNumId w:val="19"/>
   </w:num>
   <w:num w:numId="19" w16cid:durableId="880827460">
-    <w:abstractNumId w:val="16"/>
+    <w:abstractNumId w:val="17"/>
   </w:num>
   <w:num w:numId="20" w16cid:durableId="1206483272">
     <w:abstractNumId w:val="2"/>
   </w:num>
   <w:num w:numId="21" w16cid:durableId="994063951">
-    <w:abstractNumId w:val="10"/>
+    <w:abstractNumId w:val="11"/>
   </w:num>
   <w:num w:numId="22" w16cid:durableId="101078484">
-    <w:abstractNumId w:val="17"/>
+    <w:abstractNumId w:val="18"/>
   </w:num>
   <w:num w:numId="23" w16cid:durableId="16473363">
-    <w:abstractNumId w:val="15"/>
+    <w:abstractNumId w:val="16"/>
   </w:num>
   <w:num w:numId="24" w16cid:durableId="675763951">
-    <w:abstractNumId w:val="11"/>
+    <w:abstractNumId w:val="12"/>
+  </w:num>
+  <w:num w:numId="25" w16cid:durableId="2075591053">
+    <w:abstractNumId w:val="10"/>
   </w:num>
 </w:numbering>
 </file>
